--- a/public/assets/files/niestacjonarne/PRZ2.docx
+++ b/public/assets/files/niestacjonarne/PRZ2.docx
@@ -523,6 +523,7 @@
                 <w:i w:val="0"/>
                 <w:sz w:val="22"/>
               </w:rPr>
+              <w:t>I</w:t>
             </w:r>
           </w:p>
         </w:tc>
@@ -560,6 +561,7 @@
                 <w:i w:val="0"/>
                 <w:sz w:val="22"/>
               </w:rPr>
+              <w:t>obligatoryjny</w:t>
             </w:r>
           </w:p>
         </w:tc>

--- a/public/assets/files/niestacjonarne/PRZ2.docx
+++ b/public/assets/files/niestacjonarne/PRZ2.docx
@@ -681,12 +681,22 @@
         <w:tblW w:w="5000" w:type="pct"/>
       </w:tblPr>
       <w:tblGrid>
-        <w:gridCol w:w="9972"/>
+        <w:gridCol w:w="997"/>
+        <w:gridCol w:w="997"/>
+        <w:gridCol w:w="997"/>
+        <w:gridCol w:w="997"/>
+        <w:gridCol w:w="997"/>
+        <w:gridCol w:w="997"/>
+        <w:gridCol w:w="997"/>
+        <w:gridCol w:w="997"/>
+        <w:gridCol w:w="997"/>
+        <w:gridCol w:w="997"/>
       </w:tblGrid>
       <w:tr>
         <w:tc>
           <w:tcPr>
-            <w:tcW w:type="dxa" w:w="9972"/>
+            <w:tcW w:type="dxa" w:w="9970"/>
+            <w:gridSpan w:val="10"/>
             <w:shd w:val="clear" w:color="auto" w:fill="D9D9D9"/>
           </w:tcPr>
           <w:p>
@@ -705,31 +715,34 @@
           </w:p>
         </w:tc>
       </w:tr>
-    </w:tbl>
-    <w:tbl>
-      <w:tblPr>
-        <w:tblW w:type="auto" w:w="0"/>
-        <w:tblLook w:firstColumn="1" w:firstRow="1" w:lastColumn="0" w:lastRow="0" w:noHBand="0" w:noVBand="1" w:val="04A0"/>
-        <w:tblBorders>
-          <w:top w:val="single" w:sz="4" w:space="0" w:color="000000"/>
-          <w:left w:val="single" w:sz="4" w:space="0" w:color="000000"/>
-          <w:bottom w:val="single" w:sz="4" w:space="0" w:color="000000"/>
-          <w:right w:val="single" w:sz="4" w:space="0" w:color="000000"/>
-          <w:insideH w:val="single" w:sz="4" w:space="0" w:color="000000"/>
-          <w:insideV w:val="single" w:sz="4" w:space="0" w:color="000000"/>
-        </w:tblBorders>
-        <w:tblW w:w="5000" w:type="pct"/>
-      </w:tblPr>
-      <w:tblGrid>
-        <w:gridCol w:w="2493"/>
-        <w:gridCol w:w="2493"/>
-        <w:gridCol w:w="2493"/>
-        <w:gridCol w:w="2493"/>
-      </w:tblGrid>
       <w:tr>
         <w:tc>
           <w:tcPr>
-            <w:tcW w:type="dxa" w:w="2493"/>
+            <w:tcW w:type="dxa" w:w="9970"/>
+            <w:gridSpan w:val="10"/>
+            <w:shd w:val="clear" w:color="auto" w:fill="D9D9D9"/>
+          </w:tcPr>
+          <w:p>
+            <w:pPr>
+              <w:spacing w:before="20" w:after="20"/>
+            </w:pPr>
+            <w:r>
+              <w:rPr>
+                <w:rFonts w:ascii="Aptos" w:hAnsi="Aptos"/>
+                <w:b w:val="0"/>
+                <w:i w:val="0"/>
+                <w:sz w:val="16"/>
+              </w:rPr>
+              <w:t>Wymiar godzinowy (liczba godzin w semestrze)</w:t>
+            </w:r>
+          </w:p>
+        </w:tc>
+      </w:tr>
+      <w:tr>
+        <w:tc>
+          <w:tcPr>
+            <w:tcW w:type="dxa" w:w="1994"/>
+            <w:gridSpan w:val="2"/>
             <w:shd w:val="clear" w:color="auto" w:fill="D9D9D9"/>
           </w:tcPr>
           <w:p>
@@ -749,7 +762,8 @@
         </w:tc>
         <w:tc>
           <w:tcPr>
-            <w:tcW w:type="dxa" w:w="2493"/>
+            <w:tcW w:type="dxa" w:w="2991"/>
+            <w:gridSpan w:val="3"/>
             <w:shd w:val="clear" w:color="auto" w:fill="D9D9D9"/>
           </w:tcPr>
           <w:p>
@@ -769,7 +783,8 @@
         </w:tc>
         <w:tc>
           <w:tcPr>
-            <w:tcW w:type="dxa" w:w="2493"/>
+            <w:tcW w:type="dxa" w:w="2991"/>
+            <w:gridSpan w:val="3"/>
             <w:shd w:val="clear" w:color="auto" w:fill="D9D9D9"/>
           </w:tcPr>
           <w:p>
@@ -789,7 +804,8 @@
         </w:tc>
         <w:tc>
           <w:tcPr>
-            <w:tcW w:type="dxa" w:w="2493"/>
+            <w:tcW w:type="dxa" w:w="1994"/>
+            <w:gridSpan w:val="2"/>
             <w:shd w:val="clear" w:color="auto" w:fill="D9D9D9"/>
           </w:tcPr>
           <w:p>
@@ -811,7 +827,8 @@
       <w:tr>
         <w:tc>
           <w:tcPr>
-            <w:tcW w:type="dxa" w:w="2493"/>
+            <w:tcW w:type="dxa" w:w="1994"/>
+            <w:gridSpan w:val="2"/>
           </w:tcPr>
           <w:p>
             <w:pPr>
@@ -830,7 +847,8 @@
         </w:tc>
         <w:tc>
           <w:tcPr>
-            <w:tcW w:type="dxa" w:w="2493"/>
+            <w:tcW w:type="dxa" w:w="2991"/>
+            <w:gridSpan w:val="3"/>
           </w:tcPr>
           <w:p>
             <w:pPr>
@@ -849,7 +867,8 @@
         </w:tc>
         <w:tc>
           <w:tcPr>
-            <w:tcW w:type="dxa" w:w="2493"/>
+            <w:tcW w:type="dxa" w:w="2991"/>
+            <w:gridSpan w:val="3"/>
           </w:tcPr>
           <w:p>
             <w:pPr>
@@ -868,7 +887,8 @@
         </w:tc>
         <w:tc>
           <w:tcPr>
-            <w:tcW w:type="dxa" w:w="2493"/>
+            <w:tcW w:type="dxa" w:w="1994"/>
+            <w:gridSpan w:val="2"/>
           </w:tcPr>
           <w:p>
             <w:pPr>
@@ -886,30 +906,34 @@
           </w:p>
         </w:tc>
       </w:tr>
-    </w:tbl>
-    <w:tbl>
-      <w:tblPr>
-        <w:tblW w:type="auto" w:w="0"/>
-        <w:tblLook w:firstColumn="1" w:firstRow="1" w:lastColumn="0" w:lastRow="0" w:noHBand="0" w:noVBand="1" w:val="04A0"/>
-        <w:tblBorders>
-          <w:top w:val="single" w:sz="4" w:space="0" w:color="000000"/>
-          <w:left w:val="single" w:sz="4" w:space="0" w:color="000000"/>
-          <w:bottom w:val="single" w:sz="4" w:space="0" w:color="000000"/>
-          <w:right w:val="single" w:sz="4" w:space="0" w:color="000000"/>
-          <w:insideH w:val="single" w:sz="4" w:space="0" w:color="000000"/>
-          <w:insideV w:val="single" w:sz="4" w:space="0" w:color="000000"/>
-        </w:tblBorders>
-        <w:tblW w:w="5000" w:type="pct"/>
-      </w:tblPr>
-      <w:tblGrid>
-        <w:gridCol w:w="3324"/>
-        <w:gridCol w:w="3324"/>
-        <w:gridCol w:w="3324"/>
-      </w:tblGrid>
       <w:tr>
         <w:tc>
           <w:tcPr>
-            <w:tcW w:type="dxa" w:w="3324"/>
+            <w:tcW w:type="dxa" w:w="9970"/>
+            <w:gridSpan w:val="10"/>
+            <w:shd w:val="clear" w:color="auto" w:fill="D9D9D9"/>
+          </w:tcPr>
+          <w:p>
+            <w:pPr>
+              <w:spacing w:before="20" w:after="20"/>
+            </w:pPr>
+            <w:r>
+              <w:rPr>
+                <w:rFonts w:ascii="Aptos" w:hAnsi="Aptos"/>
+                <w:b/>
+                <w:i w:val="0"/>
+                <w:sz w:val="22"/>
+              </w:rPr>
+              <w:t>Bilans ECTS</w:t>
+            </w:r>
+          </w:p>
+        </w:tc>
+      </w:tr>
+      <w:tr>
+        <w:tc>
+          <w:tcPr>
+            <w:tcW w:type="dxa" w:w="4985"/>
+            <w:gridSpan w:val="5"/>
             <w:shd w:val="clear" w:color="auto" w:fill="D9D9D9"/>
           </w:tcPr>
           <w:p>
@@ -929,7 +953,8 @@
         </w:tc>
         <w:tc>
           <w:tcPr>
-            <w:tcW w:type="dxa" w:w="3324"/>
+            <w:tcW w:type="dxa" w:w="2991"/>
+            <w:gridSpan w:val="3"/>
             <w:shd w:val="clear" w:color="auto" w:fill="D9D9D9"/>
           </w:tcPr>
           <w:p>
@@ -949,7 +974,8 @@
         </w:tc>
         <w:tc>
           <w:tcPr>
-            <w:tcW w:type="dxa" w:w="3324"/>
+            <w:tcW w:type="dxa" w:w="1994"/>
+            <w:gridSpan w:val="2"/>
             <w:shd w:val="clear" w:color="auto" w:fill="D9D9D9"/>
           </w:tcPr>
           <w:p>
@@ -971,7 +997,8 @@
       <w:tr>
         <w:tc>
           <w:tcPr>
-            <w:tcW w:type="dxa" w:w="3324"/>
+            <w:tcW w:type="dxa" w:w="4985"/>
+            <w:gridSpan w:val="5"/>
           </w:tcPr>
           <w:p>
             <w:pPr>
@@ -990,7 +1017,8 @@
         </w:tc>
         <w:tc>
           <w:tcPr>
-            <w:tcW w:type="dxa" w:w="3324"/>
+            <w:tcW w:type="dxa" w:w="2991"/>
+            <w:gridSpan w:val="3"/>
           </w:tcPr>
           <w:p>
             <w:pPr>
@@ -1009,7 +1037,8 @@
         </w:tc>
         <w:tc>
           <w:tcPr>
-            <w:tcW w:type="dxa" w:w="3324"/>
+            <w:tcW w:type="dxa" w:w="1994"/>
+            <w:gridSpan w:val="2"/>
           </w:tcPr>
           <w:p>
             <w:pPr>
@@ -1030,7 +1059,8 @@
       <w:tr>
         <w:tc>
           <w:tcPr>
-            <w:tcW w:type="dxa" w:w="3324"/>
+            <w:tcW w:type="dxa" w:w="4985"/>
+            <w:gridSpan w:val="5"/>
           </w:tcPr>
           <w:p>
             <w:pPr>
@@ -1049,7 +1079,8 @@
         </w:tc>
         <w:tc>
           <w:tcPr>
-            <w:tcW w:type="dxa" w:w="3324"/>
+            <w:tcW w:type="dxa" w:w="2991"/>
+            <w:gridSpan w:val="3"/>
           </w:tcPr>
           <w:p>
             <w:pPr>
@@ -1068,7 +1099,8 @@
         </w:tc>
         <w:tc>
           <w:tcPr>
-            <w:tcW w:type="dxa" w:w="3324"/>
+            <w:tcW w:type="dxa" w:w="1994"/>
+            <w:gridSpan w:val="2"/>
           </w:tcPr>
           <w:p>
             <w:pPr>
@@ -1089,7 +1121,29 @@
       <w:tr>
         <w:tc>
           <w:tcPr>
-            <w:tcW w:type="dxa" w:w="3324"/>
+            <w:tcW w:type="dxa" w:w="4985"/>
+            <w:gridSpan w:val="5"/>
+            <w:shd w:val="clear" w:color="auto" w:fill="D9D9D9"/>
+          </w:tcPr>
+          <w:p>
+            <w:pPr>
+              <w:spacing w:before="20" w:after="20"/>
+            </w:pPr>
+            <w:r>
+              <w:rPr>
+                <w:rFonts w:ascii="Aptos" w:hAnsi="Aptos"/>
+                <w:b/>
+                <w:i w:val="0"/>
+                <w:sz w:val="16"/>
+              </w:rPr>
+              <w:t>Opis samodzielnej pracy studenta</w:t>
+            </w:r>
+          </w:p>
+        </w:tc>
+        <w:tc>
+          <w:tcPr>
+            <w:tcW w:type="dxa" w:w="4985"/>
+            <w:gridSpan w:val="5"/>
           </w:tcPr>
           <w:p>
             <w:pPr>
@@ -1102,45 +1156,6 @@
                 <w:i w:val="0"/>
                 <w:sz w:val="22"/>
               </w:rPr>
-              <w:t>Suma</w:t>
-            </w:r>
-          </w:p>
-        </w:tc>
-        <w:tc>
-          <w:tcPr>
-            <w:tcW w:type="dxa" w:w="3324"/>
-          </w:tcPr>
-          <w:p>
-            <w:pPr>
-              <w:spacing w:before="20" w:after="20"/>
-            </w:pPr>
-            <w:r>
-              <w:rPr>
-                <w:rFonts w:ascii="Aptos" w:hAnsi="Aptos"/>
-                <w:b w:val="0"/>
-                <w:i w:val="0"/>
-                <w:sz w:val="22"/>
-              </w:rPr>
-              <w:t>150</w:t>
-            </w:r>
-          </w:p>
-        </w:tc>
-        <w:tc>
-          <w:tcPr>
-            <w:tcW w:type="dxa" w:w="3324"/>
-          </w:tcPr>
-          <w:p>
-            <w:pPr>
-              <w:spacing w:before="20" w:after="20"/>
-            </w:pPr>
-            <w:r>
-              <w:rPr>
-                <w:rFonts w:ascii="Aptos" w:hAnsi="Aptos"/>
-                <w:b w:val="0"/>
-                <w:i w:val="0"/>
-                <w:sz w:val="22"/>
-              </w:rPr>
-              <w:t>6</w:t>
             </w:r>
           </w:p>
         </w:tc>
@@ -2122,14 +2137,14 @@
         <w:tblW w:w="5000" w:type="pct"/>
       </w:tblPr>
       <w:tblGrid>
-        <w:gridCol w:w="3324"/>
-        <w:gridCol w:w="3324"/>
-        <w:gridCol w:w="3324"/>
+        <w:gridCol w:w="680"/>
+        <w:gridCol w:w="4536"/>
+        <w:gridCol w:w="4252"/>
       </w:tblGrid>
       <w:tr>
         <w:tc>
           <w:tcPr>
-            <w:tcW w:type="dxa" w:w="9972"/>
+            <w:tcW w:type="dxa" w:w="9468"/>
             <w:gridSpan w:val="3"/>
             <w:shd w:val="clear" w:color="auto" w:fill="D9D9D9"/>
           </w:tcPr>
@@ -2152,7 +2167,7 @@
       <w:tr>
         <w:tc>
           <w:tcPr>
-            <w:tcW w:type="dxa" w:w="3324"/>
+            <w:tcW w:type="dxa" w:w="680"/>
             <w:shd w:val="clear" w:color="auto" w:fill="D9D9D9"/>
           </w:tcPr>
           <w:p>
@@ -2172,7 +2187,7 @@
         </w:tc>
         <w:tc>
           <w:tcPr>
-            <w:tcW w:type="dxa" w:w="3324"/>
+            <w:tcW w:type="dxa" w:w="4536"/>
             <w:shd w:val="clear" w:color="auto" w:fill="D9D9D9"/>
           </w:tcPr>
           <w:p>
@@ -2192,7 +2207,7 @@
         </w:tc>
         <w:tc>
           <w:tcPr>
-            <w:tcW w:type="dxa" w:w="3324"/>
+            <w:tcW w:type="dxa" w:w="4252"/>
             <w:shd w:val="clear" w:color="auto" w:fill="D9D9D9"/>
           </w:tcPr>
           <w:p>
@@ -2214,7 +2229,7 @@
       <w:tr>
         <w:tc>
           <w:tcPr>
-            <w:tcW w:type="dxa" w:w="3324"/>
+            <w:tcW w:type="dxa" w:w="680"/>
           </w:tcPr>
           <w:p>
             <w:pPr>
@@ -2233,7 +2248,7 @@
         </w:tc>
         <w:tc>
           <w:tcPr>
-            <w:tcW w:type="dxa" w:w="3324"/>
+            <w:tcW w:type="dxa" w:w="4536"/>
           </w:tcPr>
           <w:p>
             <w:pPr>
@@ -2252,7 +2267,7 @@
         </w:tc>
         <w:tc>
           <w:tcPr>
-            <w:tcW w:type="dxa" w:w="3324"/>
+            <w:tcW w:type="dxa" w:w="4252"/>
           </w:tcPr>
           <w:p>
             <w:pPr>
@@ -2272,7 +2287,7 @@
       <w:tr>
         <w:tc>
           <w:tcPr>
-            <w:tcW w:type="dxa" w:w="3324"/>
+            <w:tcW w:type="dxa" w:w="680"/>
           </w:tcPr>
           <w:p>
             <w:pPr>
@@ -2291,7 +2306,7 @@
         </w:tc>
         <w:tc>
           <w:tcPr>
-            <w:tcW w:type="dxa" w:w="3324"/>
+            <w:tcW w:type="dxa" w:w="4536"/>
           </w:tcPr>
           <w:p>
             <w:pPr>
@@ -2310,7 +2325,7 @@
         </w:tc>
         <w:tc>
           <w:tcPr>
-            <w:tcW w:type="dxa" w:w="3324"/>
+            <w:tcW w:type="dxa" w:w="4252"/>
           </w:tcPr>
           <w:p>
             <w:pPr>
@@ -2330,7 +2345,7 @@
       <w:tr>
         <w:tc>
           <w:tcPr>
-            <w:tcW w:type="dxa" w:w="3324"/>
+            <w:tcW w:type="dxa" w:w="680"/>
           </w:tcPr>
           <w:p>
             <w:pPr>
@@ -2349,7 +2364,7 @@
         </w:tc>
         <w:tc>
           <w:tcPr>
-            <w:tcW w:type="dxa" w:w="3324"/>
+            <w:tcW w:type="dxa" w:w="4536"/>
           </w:tcPr>
           <w:p>
             <w:pPr>
@@ -2368,7 +2383,7 @@
         </w:tc>
         <w:tc>
           <w:tcPr>
-            <w:tcW w:type="dxa" w:w="3324"/>
+            <w:tcW w:type="dxa" w:w="4252"/>
           </w:tcPr>
           <w:p>
             <w:pPr>
@@ -2388,7 +2403,7 @@
       <w:tr>
         <w:tc>
           <w:tcPr>
-            <w:tcW w:type="dxa" w:w="3324"/>
+            <w:tcW w:type="dxa" w:w="680"/>
           </w:tcPr>
           <w:p>
             <w:pPr>
@@ -2407,7 +2422,7 @@
         </w:tc>
         <w:tc>
           <w:tcPr>
-            <w:tcW w:type="dxa" w:w="3324"/>
+            <w:tcW w:type="dxa" w:w="4536"/>
           </w:tcPr>
           <w:p>
             <w:pPr>
@@ -2426,7 +2441,7 @@
         </w:tc>
         <w:tc>
           <w:tcPr>
-            <w:tcW w:type="dxa" w:w="3324"/>
+            <w:tcW w:type="dxa" w:w="4252"/>
           </w:tcPr>
           <w:p>
             <w:pPr>
@@ -2446,7 +2461,7 @@
       <w:tr>
         <w:tc>
           <w:tcPr>
-            <w:tcW w:type="dxa" w:w="3324"/>
+            <w:tcW w:type="dxa" w:w="680"/>
           </w:tcPr>
           <w:p>
             <w:pPr>
@@ -2465,7 +2480,7 @@
         </w:tc>
         <w:tc>
           <w:tcPr>
-            <w:tcW w:type="dxa" w:w="3324"/>
+            <w:tcW w:type="dxa" w:w="4536"/>
           </w:tcPr>
           <w:p>
             <w:pPr>
@@ -2484,7 +2499,7 @@
         </w:tc>
         <w:tc>
           <w:tcPr>
-            <w:tcW w:type="dxa" w:w="3324"/>
+            <w:tcW w:type="dxa" w:w="4252"/>
           </w:tcPr>
           <w:p>
             <w:pPr>
@@ -2504,7 +2519,7 @@
       <w:tr>
         <w:tc>
           <w:tcPr>
-            <w:tcW w:type="dxa" w:w="3324"/>
+            <w:tcW w:type="dxa" w:w="680"/>
           </w:tcPr>
           <w:p>
             <w:pPr>
@@ -2523,7 +2538,7 @@
         </w:tc>
         <w:tc>
           <w:tcPr>
-            <w:tcW w:type="dxa" w:w="3324"/>
+            <w:tcW w:type="dxa" w:w="4536"/>
           </w:tcPr>
           <w:p>
             <w:pPr>
@@ -2542,7 +2557,7 @@
         </w:tc>
         <w:tc>
           <w:tcPr>
-            <w:tcW w:type="dxa" w:w="3324"/>
+            <w:tcW w:type="dxa" w:w="4252"/>
           </w:tcPr>
           <w:p>
             <w:pPr>
@@ -2562,7 +2577,7 @@
       <w:tr>
         <w:tc>
           <w:tcPr>
-            <w:tcW w:type="dxa" w:w="3324"/>
+            <w:tcW w:type="dxa" w:w="680"/>
           </w:tcPr>
           <w:p>
             <w:pPr>
@@ -2581,7 +2596,7 @@
         </w:tc>
         <w:tc>
           <w:tcPr>
-            <w:tcW w:type="dxa" w:w="3324"/>
+            <w:tcW w:type="dxa" w:w="4536"/>
           </w:tcPr>
           <w:p>
             <w:pPr>
@@ -2600,7 +2615,7 @@
         </w:tc>
         <w:tc>
           <w:tcPr>
-            <w:tcW w:type="dxa" w:w="3324"/>
+            <w:tcW w:type="dxa" w:w="4252"/>
           </w:tcPr>
           <w:p>
             <w:pPr>
@@ -2620,7 +2635,7 @@
       <w:tr>
         <w:tc>
           <w:tcPr>
-            <w:tcW w:type="dxa" w:w="3324"/>
+            <w:tcW w:type="dxa" w:w="680"/>
           </w:tcPr>
           <w:p>
             <w:pPr>
@@ -2639,7 +2654,7 @@
         </w:tc>
         <w:tc>
           <w:tcPr>
-            <w:tcW w:type="dxa" w:w="3324"/>
+            <w:tcW w:type="dxa" w:w="4536"/>
           </w:tcPr>
           <w:p>
             <w:pPr>
@@ -2658,7 +2673,7 @@
         </w:tc>
         <w:tc>
           <w:tcPr>
-            <w:tcW w:type="dxa" w:w="3324"/>
+            <w:tcW w:type="dxa" w:w="4252"/>
           </w:tcPr>
           <w:p>
             <w:pPr>
@@ -2678,7 +2693,7 @@
       <w:tr>
         <w:tc>
           <w:tcPr>
-            <w:tcW w:type="dxa" w:w="3324"/>
+            <w:tcW w:type="dxa" w:w="680"/>
           </w:tcPr>
           <w:p>
             <w:pPr>
@@ -2697,7 +2712,7 @@
         </w:tc>
         <w:tc>
           <w:tcPr>
-            <w:tcW w:type="dxa" w:w="3324"/>
+            <w:tcW w:type="dxa" w:w="4536"/>
           </w:tcPr>
           <w:p>
             <w:pPr>
@@ -2716,7 +2731,7 @@
         </w:tc>
         <w:tc>
           <w:tcPr>
-            <w:tcW w:type="dxa" w:w="3324"/>
+            <w:tcW w:type="dxa" w:w="4252"/>
           </w:tcPr>
           <w:p>
             <w:pPr>
@@ -2736,7 +2751,7 @@
       <w:tr>
         <w:tc>
           <w:tcPr>
-            <w:tcW w:type="dxa" w:w="3324"/>
+            <w:tcW w:type="dxa" w:w="680"/>
           </w:tcPr>
           <w:p>
             <w:pPr>
@@ -2755,7 +2770,7 @@
         </w:tc>
         <w:tc>
           <w:tcPr>
-            <w:tcW w:type="dxa" w:w="3324"/>
+            <w:tcW w:type="dxa" w:w="4536"/>
           </w:tcPr>
           <w:p>
             <w:pPr>
@@ -2774,7 +2789,7 @@
         </w:tc>
         <w:tc>
           <w:tcPr>
-            <w:tcW w:type="dxa" w:w="3324"/>
+            <w:tcW w:type="dxa" w:w="4252"/>
           </w:tcPr>
           <w:p>
             <w:pPr>
@@ -3179,6 +3194,7 @@
                 <w:i w:val="0"/>
                 <w:sz w:val="22"/>
               </w:rPr>
+              <w:t>Praca stanowi kontynuację projektu podjętego w ramach zajęć PRZ1; Praca w kilkuosobowych grupach, pokrywających się z zespołami projektu dyplomowego; Uwzględnienie w projekcie aspektów społecznych i komercyjnych; Realizacja wspierana przez zajęcia Proseminarium PSEM; Wsparcie szablonami dokumentacji; Kryteria oceny; Projekt zespołowy; wykonanie i przedłożenie udokumentowanej pracy – projektu dyplomowego; przedstawienie finalnej prezentacji projektu z omówieniem pełnionych ról i wkładu pracy; Akceptacja promotora projektu dopuszczająca do obrony przed komisją; Ocena ustalana przez opiekuna projektu i recenzenta na podstawie jakości, metodyki i stopnia zrealizowania planowanego produktu (wydania), jego dokumentacji oraz wkładu i zaangażowania studenta w pracę zespołu</w:t>
             </w:r>
           </w:p>
         </w:tc>
@@ -3236,6 +3252,7 @@
                 <w:i w:val="0"/>
                 <w:sz w:val="22"/>
               </w:rPr>
+              <w:t>Praca stanowi kontynuację projektu podjętego w ramach zajęć PRZ1; Praca w kilkuosobowych grupach, pokrywających się z zespołami projektu dyplomowego; Uwzględnienie w projekcie aspektów społecznych i komercyjnych; Realizacja wspierana przez zajęcia Proseminarium PSEM; Wsparcie szablonami dokumentacji; Kryteria oceny; Projekt zespołowy; wykonanie i przedłożenie udokumentowanej pracy – projektu dyplomowego; przedstawienie finalnej prezentacji projektu z omówieniem pełnionych ról i wkładu pracy; Akceptacja promotora projektu dopuszczająca do obrony przed komisją; Ocena ustalana przez opiekuna projektu i recenzenta na podstawie jakości, metodyki i stopnia zrealizowania planowanego produktu (wydania), jego dokumentacji oraz wkładu i zaangażowania studenta w pracę zespołu</w:t>
             </w:r>
           </w:p>
         </w:tc>
@@ -3293,6 +3310,7 @@
                 <w:i w:val="0"/>
                 <w:sz w:val="22"/>
               </w:rPr>
+              <w:t>Praca stanowi kontynuację projektu podjętego w ramach zajęć PRZ1; Praca w kilkuosobowych grupach, pokrywających się z zespołami projektu dyplomowego; Uwzględnienie w projekcie aspektów społecznych i komercyjnych; Realizacja wspierana przez zajęcia Proseminarium PSEM; Wsparcie szablonami dokumentacji; Kryteria oceny; Projekt zespołowy; wykonanie i przedłożenie udokumentowanej pracy – projektu dyplomowego; przedstawienie finalnej prezentacji projektu z omówieniem pełnionych ról i wkładu pracy; Akceptacja promotora projektu dopuszczająca do obrony przed komisją; Ocena ustalana przez opiekuna projektu i recenzenta na podstawie jakości, metodyki i stopnia zrealizowania planowanego produktu (wydania), jego dokumentacji oraz wkładu i zaangażowania studenta w pracę zespołu</w:t>
             </w:r>
           </w:p>
         </w:tc>
@@ -3455,6 +3473,7 @@
                 <w:i w:val="0"/>
                 <w:sz w:val="22"/>
               </w:rPr>
+              <w:t>Praca stanowi kontynuację projektu podjętego w ramach zajęć PRZ1; Praca w kilkuosobowych grupach, pokrywających się z zespołami projektu dyplomowego; Uwzględnienie w projekcie aspektów społecznych i komercyjnych; Realizacja wspierana przez zajęcia Proseminarium PSEM; Wsparcie szablonami dokumentacji; Kryteria oceny; Projekt zespołowy; wykonanie i przedłożenie udokumentowanej pracy – projektu dyplomowego; przedstawienie finalnej prezentacji projektu z omówieniem pełnionych ról i wkładu pracy; Akceptacja promotora projektu dopuszczająca do obrony przed komisją; Ocena ustalana przez opiekuna projektu i recenzenta na podstawie jakości, metodyki i stopnia zrealizowania planowanego produktu (wydania), jego dokumentacji oraz wkładu i zaangażowania studenta w pracę zespołu</w:t>
             </w:r>
           </w:p>
         </w:tc>
@@ -3512,6 +3531,7 @@
                 <w:i w:val="0"/>
                 <w:sz w:val="22"/>
               </w:rPr>
+              <w:t>Praca stanowi kontynuację projektu podjętego w ramach zajęć PRZ1; Praca w kilkuosobowych grupach, pokrywających się z zespołami projektu dyplomowego; Uwzględnienie w projekcie aspektów społecznych i komercyjnych; Realizacja wspierana przez zajęcia Proseminarium PSEM; Wsparcie szablonami dokumentacji; Kryteria oceny; Projekt zespołowy; wykonanie i przedłożenie udokumentowanej pracy – projektu dyplomowego; przedstawienie finalnej prezentacji projektu z omówieniem pełnionych ról i wkładu pracy; Akceptacja promotora projektu dopuszczająca do obrony przed komisją; Ocena ustalana przez opiekuna projektu i recenzenta na podstawie jakości, metodyki i stopnia zrealizowania planowanego produktu (wydania), jego dokumentacji oraz wkładu i zaangażowania studenta w pracę zespołu</w:t>
             </w:r>
           </w:p>
         </w:tc>
@@ -3569,6 +3589,7 @@
                 <w:i w:val="0"/>
                 <w:sz w:val="22"/>
               </w:rPr>
+              <w:t>Praca stanowi kontynuację projektu podjętego w ramach zajęć PRZ1; Praca w kilkuosobowych grupach, pokrywających się z zespołami projektu dyplomowego; Uwzględnienie w projekcie aspektów społecznych i komercyjnych; Realizacja wspierana przez zajęcia Proseminarium PSEM; Wsparcie szablonami dokumentacji; Kryteria oceny; Projekt zespołowy; wykonanie i przedłożenie udokumentowanej pracy – projektu dyplomowego; przedstawienie finalnej prezentacji projektu z omówieniem pełnionych ról i wkładu pracy; Akceptacja promotora projektu dopuszczająca do obrony przed komisją; Ocena ustalana przez opiekuna projektu i recenzenta na podstawie jakości, metodyki i stopnia zrealizowania planowanego produktu (wydania), jego dokumentacji oraz wkładu i zaangażowania studenta w pracę zespołu</w:t>
             </w:r>
           </w:p>
         </w:tc>
@@ -3626,6 +3647,7 @@
                 <w:i w:val="0"/>
                 <w:sz w:val="22"/>
               </w:rPr>
+              <w:t>Praca stanowi kontynuację projektu podjętego w ramach zajęć PRZ1; Praca w kilkuosobowych grupach, pokrywających się z zespołami projektu dyplomowego; Uwzględnienie w projekcie aspektów społecznych i komercyjnych; Realizacja wspierana przez zajęcia Proseminarium PSEM; Wsparcie szablonami dokumentacji; Kryteria oceny; Projekt zespołowy; wykonanie i przedłożenie udokumentowanej pracy – projektu dyplomowego; przedstawienie finalnej prezentacji projektu z omówieniem pełnionych ról i wkładu pracy; Akceptacja promotora projektu dopuszczająca do obrony przed komisją; Ocena ustalana przez opiekuna projektu i recenzenta na podstawie jakości, metodyki i stopnia zrealizowania planowanego produktu (wydania), jego dokumentacji oraz wkładu i zaangażowania studenta w pracę zespołu</w:t>
             </w:r>
           </w:p>
         </w:tc>
@@ -3683,6 +3705,7 @@
                 <w:i w:val="0"/>
                 <w:sz w:val="22"/>
               </w:rPr>
+              <w:t>Praca stanowi kontynuację projektu podjętego w ramach zajęć PRZ1; Praca w kilkuosobowych grupach, pokrywających się z zespołami projektu dyplomowego; Uwzględnienie w projekcie aspektów społecznych i komercyjnych; Realizacja wspierana przez zajęcia Proseminarium PSEM; Wsparcie szablonami dokumentacji; Kryteria oceny; Projekt zespołowy; wykonanie i przedłożenie udokumentowanej pracy – projektu dyplomowego; przedstawienie finalnej prezentacji projektu z omówieniem pełnionych ról i wkładu pracy; Akceptacja promotora projektu dopuszczająca do obrony przed komisją; Ocena ustalana przez opiekuna projektu i recenzenta na podstawie jakości, metodyki i stopnia zrealizowania planowanego produktu (wydania), jego dokumentacji oraz wkładu i zaangażowania studenta w pracę zespołu</w:t>
             </w:r>
           </w:p>
         </w:tc>
@@ -3740,6 +3763,7 @@
                 <w:i w:val="0"/>
                 <w:sz w:val="22"/>
               </w:rPr>
+              <w:t>Praca stanowi kontynuację projektu podjętego w ramach zajęć PRZ1; Praca w kilkuosobowych grupach, pokrywających się z zespołami projektu dyplomowego; Uwzględnienie w projekcie aspektów społecznych i komercyjnych; Realizacja wspierana przez zajęcia Proseminarium PSEM; Wsparcie szablonami dokumentacji; Kryteria oceny; Projekt zespołowy; wykonanie i przedłożenie udokumentowanej pracy – projektu dyplomowego; przedstawienie finalnej prezentacji projektu z omówieniem pełnionych ról i wkładu pracy; Akceptacja promotora projektu dopuszczająca do obrony przed komisją; Ocena ustalana przez opiekuna projektu i recenzenta na podstawie jakości, metodyki i stopnia zrealizowania planowanego produktu (wydania), jego dokumentacji oraz wkładu i zaangażowania studenta w pracę zespołu</w:t>
             </w:r>
           </w:p>
         </w:tc>
@@ -3797,6 +3821,7 @@
                 <w:i w:val="0"/>
                 <w:sz w:val="22"/>
               </w:rPr>
+              <w:t>Praca stanowi kontynuację projektu podjętego w ramach zajęć PRZ1; Praca w kilkuosobowych grupach, pokrywających się z zespołami projektu dyplomowego; Uwzględnienie w projekcie aspektów społecznych i komercyjnych; Realizacja wspierana przez zajęcia Proseminarium PSEM; Wsparcie szablonami dokumentacji; Kryteria oceny; Projekt zespołowy; wykonanie i przedłożenie udokumentowanej pracy – projektu dyplomowego; przedstawienie finalnej prezentacji projektu z omówieniem pełnionych ról i wkładu pracy; Akceptacja promotora projektu dopuszczająca do obrony przed komisją; Ocena ustalana przez opiekuna projektu i recenzenta na podstawie jakości, metodyki i stopnia zrealizowania planowanego produktu (wydania), jego dokumentacji oraz wkładu i zaangażowania studenta w pracę zespołu</w:t>
             </w:r>
           </w:p>
         </w:tc>
@@ -3854,6 +3879,7 @@
                 <w:i w:val="0"/>
                 <w:sz w:val="22"/>
               </w:rPr>
+              <w:t>Praca stanowi kontynuację projektu podjętego w ramach zajęć PRZ1; Praca w kilkuosobowych grupach, pokrywających się z zespołami projektu dyplomowego; Uwzględnienie w projekcie aspektów społecznych i komercyjnych; Realizacja wspierana przez zajęcia Proseminarium PSEM; Wsparcie szablonami dokumentacji; Kryteria oceny; Projekt zespołowy; wykonanie i przedłożenie udokumentowanej pracy – projektu dyplomowego; przedstawienie finalnej prezentacji projektu z omówieniem pełnionych ról i wkładu pracy; Akceptacja promotora projektu dopuszczająca do obrony przed komisją; Ocena ustalana przez opiekuna projektu i recenzenta na podstawie jakości, metodyki i stopnia zrealizowania planowanego produktu (wydania), jego dokumentacji oraz wkładu i zaangażowania studenta w pracę zespołu</w:t>
             </w:r>
           </w:p>
         </w:tc>
@@ -3911,6 +3937,7 @@
                 <w:i w:val="0"/>
                 <w:sz w:val="22"/>
               </w:rPr>
+              <w:t>Praca stanowi kontynuację projektu podjętego w ramach zajęć PRZ1; Praca w kilkuosobowych grupach, pokrywających się z zespołami projektu dyplomowego; Uwzględnienie w projekcie aspektów społecznych i komercyjnych; Realizacja wspierana przez zajęcia Proseminarium PSEM; Wsparcie szablonami dokumentacji; Kryteria oceny; Projekt zespołowy; wykonanie i przedłożenie udokumentowanej pracy – projektu dyplomowego; przedstawienie finalnej prezentacji projektu z omówieniem pełnionych ról i wkładu pracy; Akceptacja promotora projektu dopuszczająca do obrony przed komisją; Ocena ustalana przez opiekuna projektu i recenzenta na podstawie jakości, metodyki i stopnia zrealizowania planowanego produktu (wydania), jego dokumentacji oraz wkładu i zaangażowania studenta w pracę zespołu</w:t>
             </w:r>
           </w:p>
         </w:tc>
@@ -4073,6 +4100,7 @@
                 <w:i w:val="0"/>
                 <w:sz w:val="22"/>
               </w:rPr>
+              <w:t>Praca stanowi kontynuację projektu podjętego w ramach zajęć PRZ1; Praca w kilkuosobowych grupach, pokrywających się z zespołami projektu dyplomowego; Uwzględnienie w projekcie aspektów społecznych i komercyjnych; Realizacja wspierana przez zajęcia Proseminarium PSEM; Wsparcie szablonami dokumentacji; Kryteria oceny; Projekt zespołowy; wykonanie i przedłożenie udokumentowanej pracy – projektu dyplomowego; przedstawienie finalnej prezentacji projektu z omówieniem pełnionych ról i wkładu pracy; Akceptacja promotora projektu dopuszczająca do obrony przed komisją; Ocena ustalana przez opiekuna projektu i recenzenta na podstawie jakości, metodyki i stopnia zrealizowania planowanego produktu (wydania), jego dokumentacji oraz wkładu i zaangażowania studenta w pracę zespołu</w:t>
             </w:r>
           </w:p>
         </w:tc>
@@ -4130,6 +4158,7 @@
                 <w:i w:val="0"/>
                 <w:sz w:val="22"/>
               </w:rPr>
+              <w:t>Praca stanowi kontynuację projektu podjętego w ramach zajęć PRZ1; Praca w kilkuosobowych grupach, pokrywających się z zespołami projektu dyplomowego; Uwzględnienie w projekcie aspektów społecznych i komercyjnych; Realizacja wspierana przez zajęcia Proseminarium PSEM; Wsparcie szablonami dokumentacji; Kryteria oceny; Projekt zespołowy; wykonanie i przedłożenie udokumentowanej pracy – projektu dyplomowego; przedstawienie finalnej prezentacji projektu z omówieniem pełnionych ról i wkładu pracy; Akceptacja promotora projektu dopuszczająca do obrony przed komisją; Ocena ustalana przez opiekuna projektu i recenzenta na podstawie jakości, metodyki i stopnia zrealizowania planowanego produktu (wydania), jego dokumentacji oraz wkładu i zaangażowania studenta w pracę zespołu</w:t>
             </w:r>
           </w:p>
         </w:tc>
@@ -4187,6 +4216,7 @@
                 <w:i w:val="0"/>
                 <w:sz w:val="22"/>
               </w:rPr>
+              <w:t>Praca stanowi kontynuację projektu podjętego w ramach zajęć PRZ1; Praca w kilkuosobowych grupach, pokrywających się z zespołami projektu dyplomowego; Uwzględnienie w projekcie aspektów społecznych i komercyjnych; Realizacja wspierana przez zajęcia Proseminarium PSEM; Wsparcie szablonami dokumentacji; Kryteria oceny; Projekt zespołowy; wykonanie i przedłożenie udokumentowanej pracy – projektu dyplomowego; przedstawienie finalnej prezentacji projektu z omówieniem pełnionych ról i wkładu pracy; Akceptacja promotora projektu dopuszczająca do obrony przed komisją; Ocena ustalana przez opiekuna projektu i recenzenta na podstawie jakości, metodyki i stopnia zrealizowania planowanego produktu (wydania), jego dokumentacji oraz wkładu i zaangażowania studenta w pracę zespołu</w:t>
             </w:r>
           </w:p>
         </w:tc>
@@ -4244,6 +4274,7 @@
                 <w:i w:val="0"/>
                 <w:sz w:val="22"/>
               </w:rPr>
+              <w:t>Praca stanowi kontynuację projektu podjętego w ramach zajęć PRZ1; Praca w kilkuosobowych grupach, pokrywających się z zespołami projektu dyplomowego; Uwzględnienie w projekcie aspektów społecznych i komercyjnych; Realizacja wspierana przez zajęcia Proseminarium PSEM; Wsparcie szablonami dokumentacji; Kryteria oceny; Projekt zespołowy; wykonanie i przedłożenie udokumentowanej pracy – projektu dyplomowego; przedstawienie finalnej prezentacji projektu z omówieniem pełnionych ról i wkładu pracy; Akceptacja promotora projektu dopuszczająca do obrony przed komisją; Ocena ustalana przez opiekuna projektu i recenzenta na podstawie jakości, metodyki i stopnia zrealizowania planowanego produktu (wydania), jego dokumentacji oraz wkładu i zaangażowania studenta w pracę zespołu</w:t>
             </w:r>
           </w:p>
         </w:tc>
@@ -4301,6 +4332,7 @@
                 <w:i w:val="0"/>
                 <w:sz w:val="22"/>
               </w:rPr>
+              <w:t>Praca stanowi kontynuację projektu podjętego w ramach zajęć PRZ1; Praca w kilkuosobowych grupach, pokrywających się z zespołami projektu dyplomowego; Uwzględnienie w projekcie aspektów społecznych i komercyjnych; Realizacja wspierana przez zajęcia Proseminarium PSEM; Wsparcie szablonami dokumentacji; Kryteria oceny; Projekt zespołowy; wykonanie i przedłożenie udokumentowanej pracy – projektu dyplomowego; przedstawienie finalnej prezentacji projektu z omówieniem pełnionych ról i wkładu pracy; Akceptacja promotora projektu dopuszczająca do obrony przed komisją; Ocena ustalana przez opiekuna projektu i recenzenta na podstawie jakości, metodyki i stopnia zrealizowania planowanego produktu (wydania), jego dokumentacji oraz wkładu i zaangażowania studenta w pracę zespołu</w:t>
             </w:r>
           </w:p>
         </w:tc>
@@ -4358,6 +4390,7 @@
                 <w:i w:val="0"/>
                 <w:sz w:val="22"/>
               </w:rPr>
+              <w:t>Praca stanowi kontynuację projektu podjętego w ramach zajęć PRZ1; Praca w kilkuosobowych grupach, pokrywających się z zespołami projektu dyplomowego; Uwzględnienie w projekcie aspektów społecznych i komercyjnych; Realizacja wspierana przez zajęcia Proseminarium PSEM; Wsparcie szablonami dokumentacji; Kryteria oceny; Projekt zespołowy; wykonanie i przedłożenie udokumentowanej pracy – projektu dyplomowego; przedstawienie finalnej prezentacji projektu z omówieniem pełnionych ról i wkładu pracy; Akceptacja promotora projektu dopuszczająca do obrony przed komisją; Ocena ustalana przez opiekuna projektu i recenzenta na podstawie jakości, metodyki i stopnia zrealizowania planowanego produktu (wydania), jego dokumentacji oraz wkładu i zaangażowania studenta w pracę zespołu</w:t>
             </w:r>
           </w:p>
         </w:tc>
@@ -4415,6 +4448,7 @@
                 <w:i w:val="0"/>
                 <w:sz w:val="22"/>
               </w:rPr>
+              <w:t>Praca stanowi kontynuację projektu podjętego w ramach zajęć PRZ1; Praca w kilkuosobowych grupach, pokrywających się z zespołami projektu dyplomowego; Uwzględnienie w projekcie aspektów społecznych i komercyjnych; Realizacja wspierana przez zajęcia Proseminarium PSEM; Wsparcie szablonami dokumentacji; Kryteria oceny; Projekt zespołowy; wykonanie i przedłożenie udokumentowanej pracy – projektu dyplomowego; przedstawienie finalnej prezentacji projektu z omówieniem pełnionych ról i wkładu pracy; Akceptacja promotora projektu dopuszczająca do obrony przed komisją; Ocena ustalana przez opiekuna projektu i recenzenta na podstawie jakości, metodyki i stopnia zrealizowania planowanego produktu (wydania), jego dokumentacji oraz wkładu i zaangażowania studenta w pracę zespołu</w:t>
             </w:r>
           </w:p>
         </w:tc>
@@ -4472,6 +4506,7 @@
                 <w:i w:val="0"/>
                 <w:sz w:val="22"/>
               </w:rPr>
+              <w:t>Praca stanowi kontynuację projektu podjętego w ramach zajęć PRZ1; Praca w kilkuosobowych grupach, pokrywających się z zespołami projektu dyplomowego; Uwzględnienie w projekcie aspektów społecznych i komercyjnych; Realizacja wspierana przez zajęcia Proseminarium PSEM; Wsparcie szablonami dokumentacji; Kryteria oceny; Projekt zespołowy; wykonanie i przedłożenie udokumentowanej pracy – projektu dyplomowego; przedstawienie finalnej prezentacji projektu z omówieniem pełnionych ról i wkładu pracy; Akceptacja promotora projektu dopuszczająca do obrony przed komisją; Ocena ustalana przez opiekuna projektu i recenzenta na podstawie jakości, metodyki i stopnia zrealizowania planowanego produktu (wydania), jego dokumentacji oraz wkładu i zaangażowania studenta w pracę zespołu</w:t>
             </w:r>
           </w:p>
         </w:tc>
@@ -4529,6 +4564,7 @@
                 <w:i w:val="0"/>
                 <w:sz w:val="22"/>
               </w:rPr>
+              <w:t>Praca stanowi kontynuację projektu podjętego w ramach zajęć PRZ1; Praca w kilkuosobowych grupach, pokrywających się z zespołami projektu dyplomowego; Uwzględnienie w projekcie aspektów społecznych i komercyjnych; Realizacja wspierana przez zajęcia Proseminarium PSEM; Wsparcie szablonami dokumentacji; Kryteria oceny; Projekt zespołowy; wykonanie i przedłożenie udokumentowanej pracy – projektu dyplomowego; przedstawienie finalnej prezentacji projektu z omówieniem pełnionych ról i wkładu pracy; Akceptacja promotora projektu dopuszczająca do obrony przed komisją; Ocena ustalana przez opiekuna projektu i recenzenta na podstawie jakości, metodyki i stopnia zrealizowania planowanego produktu (wydania), jego dokumentacji oraz wkładu i zaangażowania studenta w pracę zespołu</w:t>
             </w:r>
           </w:p>
         </w:tc>
@@ -4586,6 +4622,7 @@
                 <w:i w:val="0"/>
                 <w:sz w:val="22"/>
               </w:rPr>
+              <w:t>Praca stanowi kontynuację projektu podjętego w ramach zajęć PRZ1; Praca w kilkuosobowych grupach, pokrywających się z zespołami projektu dyplomowego; Uwzględnienie w projekcie aspektów społecznych i komercyjnych; Realizacja wspierana przez zajęcia Proseminarium PSEM; Wsparcie szablonami dokumentacji; Kryteria oceny; Projekt zespołowy; wykonanie i przedłożenie udokumentowanej pracy – projektu dyplomowego; przedstawienie finalnej prezentacji projektu z omówieniem pełnionych ról i wkładu pracy; Akceptacja promotora projektu dopuszczająca do obrony przed komisją; Ocena ustalana przez opiekuna projektu i recenzenta na podstawie jakości, metodyki i stopnia zrealizowania planowanego produktu (wydania), jego dokumentacji oraz wkładu i zaangażowania studenta w pracę zespołu</w:t>
             </w:r>
           </w:p>
         </w:tc>
@@ -4643,6 +4680,7 @@
                 <w:i w:val="0"/>
                 <w:sz w:val="22"/>
               </w:rPr>
+              <w:t>Praca stanowi kontynuację projektu podjętego w ramach zajęć PRZ1; Praca w kilkuosobowych grupach, pokrywających się z zespołami projektu dyplomowego; Uwzględnienie w projekcie aspektów społecznych i komercyjnych; Realizacja wspierana przez zajęcia Proseminarium PSEM; Wsparcie szablonami dokumentacji; Kryteria oceny; Projekt zespołowy; wykonanie i przedłożenie udokumentowanej pracy – projektu dyplomowego; przedstawienie finalnej prezentacji projektu z omówieniem pełnionych ról i wkładu pracy; Akceptacja promotora projektu dopuszczająca do obrony przed komisją; Ocena ustalana przez opiekuna projektu i recenzenta na podstawie jakości, metodyki i stopnia zrealizowania planowanego produktu (wydania), jego dokumentacji oraz wkładu i zaangażowania studenta w pracę zespołu</w:t>
             </w:r>
           </w:p>
         </w:tc>
@@ -4700,6 +4738,7 @@
                 <w:i w:val="0"/>
                 <w:sz w:val="22"/>
               </w:rPr>
+              <w:t>Praca stanowi kontynuację projektu podjętego w ramach zajęć PRZ1; Praca w kilkuosobowych grupach, pokrywających się z zespołami projektu dyplomowego; Uwzględnienie w projekcie aspektów społecznych i komercyjnych; Realizacja wspierana przez zajęcia Proseminarium PSEM; Wsparcie szablonami dokumentacji; Kryteria oceny; Projekt zespołowy; wykonanie i przedłożenie udokumentowanej pracy – projektu dyplomowego; przedstawienie finalnej prezentacji projektu z omówieniem pełnionych ról i wkładu pracy; Akceptacja promotora projektu dopuszczająca do obrony przed komisją; Ocena ustalana przez opiekuna projektu i recenzenta na podstawie jakości, metodyki i stopnia zrealizowania planowanego produktu (wydania), jego dokumentacji oraz wkładu i zaangażowania studenta w pracę zespołu</w:t>
             </w:r>
           </w:p>
         </w:tc>
@@ -4757,6 +4796,7 @@
                 <w:i w:val="0"/>
                 <w:sz w:val="22"/>
               </w:rPr>
+              <w:t>Praca stanowi kontynuację projektu podjętego w ramach zajęć PRZ1; Praca w kilkuosobowych grupach, pokrywających się z zespołami projektu dyplomowego; Uwzględnienie w projekcie aspektów społecznych i komercyjnych; Realizacja wspierana przez zajęcia Proseminarium PSEM; Wsparcie szablonami dokumentacji; Kryteria oceny; Projekt zespołowy; wykonanie i przedłożenie udokumentowanej pracy – projektu dyplomowego; przedstawienie finalnej prezentacji projektu z omówieniem pełnionych ról i wkładu pracy; Akceptacja promotora projektu dopuszczająca do obrony przed komisją; Ocena ustalana przez opiekuna projektu i recenzenta na podstawie jakości, metodyki i stopnia zrealizowania planowanego produktu (wydania), jego dokumentacji oraz wkładu i zaangażowania studenta w pracę zespołu</w:t>
             </w:r>
           </w:p>
         </w:tc>
@@ -4814,6 +4854,7 @@
                 <w:i w:val="0"/>
                 <w:sz w:val="22"/>
               </w:rPr>
+              <w:t>Praca stanowi kontynuację projektu podjętego w ramach zajęć PRZ1; Praca w kilkuosobowych grupach, pokrywających się z zespołami projektu dyplomowego; Uwzględnienie w projekcie aspektów społecznych i komercyjnych; Realizacja wspierana przez zajęcia Proseminarium PSEM; Wsparcie szablonami dokumentacji; Kryteria oceny; Projekt zespołowy; wykonanie i przedłożenie udokumentowanej pracy – projektu dyplomowego; przedstawienie finalnej prezentacji projektu z omówieniem pełnionych ról i wkładu pracy; Akceptacja promotora projektu dopuszczająca do obrony przed komisją; Ocena ustalana przez opiekuna projektu i recenzenta na podstawie jakości, metodyki i stopnia zrealizowania planowanego produktu (wydania), jego dokumentacji oraz wkładu i zaangażowania studenta w pracę zespołu</w:t>
             </w:r>
           </w:p>
         </w:tc>
@@ -4871,6 +4912,7 @@
                 <w:i w:val="0"/>
                 <w:sz w:val="22"/>
               </w:rPr>
+              <w:t>Praca stanowi kontynuację projektu podjętego w ramach zajęć PRZ1; Praca w kilkuosobowych grupach, pokrywających się z zespołami projektu dyplomowego; Uwzględnienie w projekcie aspektów społecznych i komercyjnych; Realizacja wspierana przez zajęcia Proseminarium PSEM; Wsparcie szablonami dokumentacji; Kryteria oceny; Projekt zespołowy; wykonanie i przedłożenie udokumentowanej pracy – projektu dyplomowego; przedstawienie finalnej prezentacji projektu z omówieniem pełnionych ról i wkładu pracy; Akceptacja promotora projektu dopuszczająca do obrony przed komisją; Ocena ustalana przez opiekuna projektu i recenzenta na podstawie jakości, metodyki i stopnia zrealizowania planowanego produktu (wydania), jego dokumentacji oraz wkładu i zaangażowania studenta w pracę zespołu</w:t>
             </w:r>
           </w:p>
         </w:tc>
@@ -4928,6 +4970,7 @@
                 <w:i w:val="0"/>
                 <w:sz w:val="22"/>
               </w:rPr>
+              <w:t>Praca stanowi kontynuację projektu podjętego w ramach zajęć PRZ1; Praca w kilkuosobowych grupach, pokrywających się z zespołami projektu dyplomowego; Uwzględnienie w projekcie aspektów społecznych i komercyjnych; Realizacja wspierana przez zajęcia Proseminarium PSEM; Wsparcie szablonami dokumentacji; Kryteria oceny; Projekt zespołowy; wykonanie i przedłożenie udokumentowanej pracy – projektu dyplomowego; przedstawienie finalnej prezentacji projektu z omówieniem pełnionych ról i wkładu pracy; Akceptacja promotora projektu dopuszczająca do obrony przed komisją; Ocena ustalana przez opiekuna projektu i recenzenta na podstawie jakości, metodyki i stopnia zrealizowania planowanego produktu (wydania), jego dokumentacji oraz wkładu i zaangażowania studenta w pracę zespołu</w:t>
             </w:r>
           </w:p>
         </w:tc>
@@ -4985,6 +5028,7 @@
                 <w:i w:val="0"/>
                 <w:sz w:val="22"/>
               </w:rPr>
+              <w:t>Praca stanowi kontynuację projektu podjętego w ramach zajęć PRZ1; Praca w kilkuosobowych grupach, pokrywających się z zespołami projektu dyplomowego; Uwzględnienie w projekcie aspektów społecznych i komercyjnych; Realizacja wspierana przez zajęcia Proseminarium PSEM; Wsparcie szablonami dokumentacji; Kryteria oceny; Projekt zespołowy; wykonanie i przedłożenie udokumentowanej pracy – projektu dyplomowego; przedstawienie finalnej prezentacji projektu z omówieniem pełnionych ról i wkładu pracy; Akceptacja promotora projektu dopuszczająca do obrony przed komisją; Ocena ustalana przez opiekuna projektu i recenzenta na podstawie jakości, metodyki i stopnia zrealizowania planowanego produktu (wydania), jego dokumentacji oraz wkładu i zaangażowania studenta w pracę zespołu</w:t>
             </w:r>
           </w:p>
         </w:tc>
@@ -5042,6 +5086,7 @@
                 <w:i w:val="0"/>
                 <w:sz w:val="22"/>
               </w:rPr>
+              <w:t>Praca stanowi kontynuację projektu podjętego w ramach zajęć PRZ1; Praca w kilkuosobowych grupach, pokrywających się z zespołami projektu dyplomowego; Uwzględnienie w projekcie aspektów społecznych i komercyjnych; Realizacja wspierana przez zajęcia Proseminarium PSEM; Wsparcie szablonami dokumentacji; Kryteria oceny; Projekt zespołowy; wykonanie i przedłożenie udokumentowanej pracy – projektu dyplomowego; przedstawienie finalnej prezentacji projektu z omówieniem pełnionych ról i wkładu pracy; Akceptacja promotora projektu dopuszczająca do obrony przed komisją; Ocena ustalana przez opiekuna projektu i recenzenta na podstawie jakości, metodyki i stopnia zrealizowania planowanego produktu (wydania), jego dokumentacji oraz wkładu i zaangażowania studenta w pracę zespołu</w:t>
             </w:r>
           </w:p>
         </w:tc>
@@ -5147,62 +5192,6 @@
                 <w:sz w:val="16"/>
               </w:rPr>
               <w:t>Wyposażenie specjalistyczne konieczne do realizacji przedmiotu</w:t>
-            </w:r>
-          </w:p>
-        </w:tc>
-      </w:tr>
-      <w:tr>
-        <w:tc>
-          <w:tcPr>
-            <w:tcW w:type="dxa" w:w="3324"/>
-          </w:tcPr>
-          <w:p>
-            <w:pPr>
-              <w:spacing w:before="20" w:after="20"/>
-            </w:pPr>
-            <w:r>
-              <w:rPr>
-                <w:rFonts w:ascii="Aptos" w:hAnsi="Aptos"/>
-                <w:b w:val="0"/>
-                <w:i w:val="0"/>
-                <w:sz w:val="22"/>
-              </w:rPr>
-            </w:r>
-          </w:p>
-        </w:tc>
-        <w:tc>
-          <w:tcPr>
-            <w:tcW w:type="dxa" w:w="3324"/>
-          </w:tcPr>
-          <w:p>
-            <w:pPr>
-              <w:spacing w:before="20" w:after="20"/>
-            </w:pPr>
-            <w:r>
-              <w:rPr>
-                <w:rFonts w:ascii="Aptos" w:hAnsi="Aptos"/>
-                <w:b w:val="0"/>
-                <w:i w:val="0"/>
-                <w:sz w:val="22"/>
-              </w:rPr>
-            </w:r>
-          </w:p>
-        </w:tc>
-        <w:tc>
-          <w:tcPr>
-            <w:tcW w:type="dxa" w:w="3324"/>
-          </w:tcPr>
-          <w:p>
-            <w:pPr>
-              <w:spacing w:before="20" w:after="20"/>
-            </w:pPr>
-            <w:r>
-              <w:rPr>
-                <w:rFonts w:ascii="Aptos" w:hAnsi="Aptos"/>
-                <w:b w:val="0"/>
-                <w:i w:val="0"/>
-                <w:sz w:val="22"/>
-              </w:rPr>
             </w:r>
           </w:p>
         </w:tc>

--- a/public/assets/files/niestacjonarne/PRZ2.docx
+++ b/public/assets/files/niestacjonarne/PRZ2.docx
@@ -1156,6 +1156,7 @@
                 <w:i w:val="0"/>
                 <w:sz w:val="22"/>
               </w:rPr>
+              <w:t>Kontynuacja i finalizacja projektu dyplomowego; opracowanie dokumentacji końcowej; przygotowanie prezentacji finalnej i obrony przed komisją.</w:t>
             </w:r>
           </w:p>
         </w:tc>
@@ -1266,7 +1267,45 @@
           <w:tcPr>
             <w:tcW w:type="dxa" w:w="9972"/>
           </w:tcPr>
-          <w:p/>
+          <w:p>
+            <w:pPr>
+              <w:spacing w:before="20" w:after="20"/>
+            </w:pPr>
+            <w:r>
+              <w:rPr>
+                <w:rFonts w:ascii="Aptos" w:hAnsi="Aptos"/>
+                <w:b/>
+                <w:sz w:val="22"/>
+              </w:rPr>
+              <w:t>Ćwiczenia / Laboratorium:</w:t>
+            </w:r>
+          </w:p>
+          <w:p>
+            <w:pPr>
+              <w:spacing w:before="20" w:after="20"/>
+            </w:pPr>
+            <w:r>
+              <w:rPr>
+                <w:rFonts w:ascii="Aptos" w:hAnsi="Aptos"/>
+                <w:b w:val="0"/>
+                <w:sz w:val="22"/>
+              </w:rPr>
+              <w:t>• metoda projektów (projekt praktyczny)</w:t>
+            </w:r>
+          </w:p>
+          <w:p>
+            <w:pPr>
+              <w:spacing w:before="20" w:after="20"/>
+            </w:pPr>
+            <w:r>
+              <w:rPr>
+                <w:rFonts w:ascii="Aptos" w:hAnsi="Aptos"/>
+                <w:b w:val="0"/>
+                <w:sz w:val="22"/>
+              </w:rPr>
+              <w:t>• praca grupowa nad projektem z wykorzystaniem nowoczesnych technik informatycznych</w:t>
+            </w:r>
+          </w:p>
         </w:tc>
       </w:tr>
     </w:tbl>
@@ -1515,129 +1554,10 @@
             <w:r>
               <w:rPr>
                 <w:rFonts w:ascii="Aptos" w:hAnsi="Aptos"/>
+                <w:b w:val="0"/>
+                <w:i w:val="0"/>
                 <w:sz w:val="22"/>
               </w:rPr>
-              <w:t>1. Praca stanowi kontynuację projektu podjętego w ramach zajęć PRZ1</w:t>
-            </w:r>
-          </w:p>
-          <w:p>
-            <w:pPr>
-              <w:spacing w:before="20" w:after="20"/>
-            </w:pPr>
-            <w:r>
-              <w:rPr>
-                <w:rFonts w:ascii="Aptos" w:hAnsi="Aptos"/>
-                <w:sz w:val="22"/>
-              </w:rPr>
-              <w:t>2. Praca w kilkuosobowych grupach, pokrywających się z zespołami projektu dyplomowego</w:t>
-            </w:r>
-          </w:p>
-          <w:p>
-            <w:pPr>
-              <w:spacing w:before="20" w:after="20"/>
-            </w:pPr>
-            <w:r>
-              <w:rPr>
-                <w:rFonts w:ascii="Aptos" w:hAnsi="Aptos"/>
-                <w:sz w:val="22"/>
-              </w:rPr>
-              <w:t>3. Uwzględnienie w projekcie aspektów społecznych i komercyjnych</w:t>
-            </w:r>
-          </w:p>
-          <w:p>
-            <w:pPr>
-              <w:spacing w:before="20" w:after="20"/>
-            </w:pPr>
-            <w:r>
-              <w:rPr>
-                <w:rFonts w:ascii="Aptos" w:hAnsi="Aptos"/>
-                <w:sz w:val="22"/>
-              </w:rPr>
-              <w:t>4. Realizacja wspierana przez zajęcia Proseminarium PSEM</w:t>
-            </w:r>
-          </w:p>
-          <w:p>
-            <w:pPr>
-              <w:spacing w:before="20" w:after="20"/>
-            </w:pPr>
-            <w:r>
-              <w:rPr>
-                <w:rFonts w:ascii="Aptos" w:hAnsi="Aptos"/>
-                <w:sz w:val="22"/>
-              </w:rPr>
-              <w:t>5. Wsparcie szablonami dokumentacji</w:t>
-            </w:r>
-          </w:p>
-          <w:p>
-            <w:pPr>
-              <w:spacing w:before="20" w:after="20"/>
-            </w:pPr>
-            <w:r>
-              <w:rPr>
-                <w:rFonts w:ascii="Aptos" w:hAnsi="Aptos"/>
-                <w:sz w:val="22"/>
-              </w:rPr>
-              <w:t>6. Kryteria oceny</w:t>
-            </w:r>
-          </w:p>
-          <w:p>
-            <w:pPr>
-              <w:spacing w:before="20" w:after="20"/>
-            </w:pPr>
-            <w:r>
-              <w:rPr>
-                <w:rFonts w:ascii="Aptos" w:hAnsi="Aptos"/>
-                <w:sz w:val="22"/>
-              </w:rPr>
-              <w:t>7. Projekt zespołowy</w:t>
-            </w:r>
-          </w:p>
-          <w:p>
-            <w:pPr>
-              <w:spacing w:before="20" w:after="20"/>
-            </w:pPr>
-            <w:r>
-              <w:rPr>
-                <w:rFonts w:ascii="Aptos" w:hAnsi="Aptos"/>
-                <w:sz w:val="22"/>
-              </w:rPr>
-              <w:t>8. wykonanie i przedłożenie udokumentowanej pracy – projektu dyplomowego</w:t>
-            </w:r>
-          </w:p>
-          <w:p>
-            <w:pPr>
-              <w:spacing w:before="20" w:after="20"/>
-            </w:pPr>
-            <w:r>
-              <w:rPr>
-                <w:rFonts w:ascii="Aptos" w:hAnsi="Aptos"/>
-                <w:sz w:val="22"/>
-              </w:rPr>
-              <w:t>9. przedstawienie finalnej prezentacji projektu z omówieniem pełnionych ról i wkładu pracy</w:t>
-            </w:r>
-          </w:p>
-          <w:p>
-            <w:pPr>
-              <w:spacing w:before="20" w:after="20"/>
-            </w:pPr>
-            <w:r>
-              <w:rPr>
-                <w:rFonts w:ascii="Aptos" w:hAnsi="Aptos"/>
-                <w:sz w:val="22"/>
-              </w:rPr>
-              <w:t>10. Akceptacja promotora projektu dopuszczająca do obrony przed komisją</w:t>
-            </w:r>
-          </w:p>
-          <w:p>
-            <w:pPr>
-              <w:spacing w:before="20" w:after="20"/>
-            </w:pPr>
-            <w:r>
-              <w:rPr>
-                <w:rFonts w:ascii="Aptos" w:hAnsi="Aptos"/>
-                <w:sz w:val="22"/>
-              </w:rPr>
-              <w:t>11. Ocena ustalana przez opiekuna projektu i recenzenta na podstawie jakości, metodyki i stopnia zrealizowania planowanego produktu (wydania), jego dokumentacji oraz wkładu i zaangażowania studenta w pracę zespołu</w:t>
             </w:r>
           </w:p>
         </w:tc>
@@ -1654,7 +1574,7 @@
                 <w:rFonts w:ascii="Aptos" w:hAnsi="Aptos"/>
                 <w:sz w:val="22"/>
               </w:rPr>
-              <w:t>1. Praca stanowi kontynuację projektu podjętego w ramach zajęć PRZ1</w:t>
+              <w:t>1. prezentacja projektu i dokumentacji</w:t>
             </w:r>
           </w:p>
           <w:p>
@@ -1666,7 +1586,7 @@
                 <w:rFonts w:ascii="Aptos" w:hAnsi="Aptos"/>
                 <w:sz w:val="22"/>
               </w:rPr>
-              <w:t>2. Praca w kilkuosobowych grupach, pokrywających się z zespołami projektu dyplomowego</w:t>
+              <w:t>2. obrona projektu</w:t>
             </w:r>
           </w:p>
           <w:p>
@@ -1678,7 +1598,7 @@
                 <w:rFonts w:ascii="Aptos" w:hAnsi="Aptos"/>
                 <w:sz w:val="22"/>
               </w:rPr>
-              <w:t>3. Uwzględnienie w projekcie aspektów społecznych i komercyjnych</w:t>
+              <w:t>3. ocena sporządzonego dokumentu</w:t>
             </w:r>
           </w:p>
           <w:p>
@@ -1690,91 +1610,7 @@
                 <w:rFonts w:ascii="Aptos" w:hAnsi="Aptos"/>
                 <w:sz w:val="22"/>
               </w:rPr>
-              <w:t>4. Realizacja wspierana przez zajęcia Proseminarium PSEM</w:t>
-            </w:r>
-          </w:p>
-          <w:p>
-            <w:pPr>
-              <w:spacing w:before="20" w:after="20"/>
-            </w:pPr>
-            <w:r>
-              <w:rPr>
-                <w:rFonts w:ascii="Aptos" w:hAnsi="Aptos"/>
-                <w:sz w:val="22"/>
-              </w:rPr>
-              <w:t>5. Wsparcie szablonami dokumentacji</w:t>
-            </w:r>
-          </w:p>
-          <w:p>
-            <w:pPr>
-              <w:spacing w:before="20" w:after="20"/>
-            </w:pPr>
-            <w:r>
-              <w:rPr>
-                <w:rFonts w:ascii="Aptos" w:hAnsi="Aptos"/>
-                <w:sz w:val="22"/>
-              </w:rPr>
-              <w:t>6. Kryteria oceny</w:t>
-            </w:r>
-          </w:p>
-          <w:p>
-            <w:pPr>
-              <w:spacing w:before="20" w:after="20"/>
-            </w:pPr>
-            <w:r>
-              <w:rPr>
-                <w:rFonts w:ascii="Aptos" w:hAnsi="Aptos"/>
-                <w:sz w:val="22"/>
-              </w:rPr>
-              <w:t>7. Projekt zespołowy</w:t>
-            </w:r>
-          </w:p>
-          <w:p>
-            <w:pPr>
-              <w:spacing w:before="20" w:after="20"/>
-            </w:pPr>
-            <w:r>
-              <w:rPr>
-                <w:rFonts w:ascii="Aptos" w:hAnsi="Aptos"/>
-                <w:sz w:val="22"/>
-              </w:rPr>
-              <w:t>8. wykonanie i przedłożenie udokumentowanej pracy – projektu dyplomowego</w:t>
-            </w:r>
-          </w:p>
-          <w:p>
-            <w:pPr>
-              <w:spacing w:before="20" w:after="20"/>
-            </w:pPr>
-            <w:r>
-              <w:rPr>
-                <w:rFonts w:ascii="Aptos" w:hAnsi="Aptos"/>
-                <w:sz w:val="22"/>
-              </w:rPr>
-              <w:t>9. przedstawienie finalnej prezentacji projektu z omówieniem pełnionych ról i wkładu pracy</w:t>
-            </w:r>
-          </w:p>
-          <w:p>
-            <w:pPr>
-              <w:spacing w:before="20" w:after="20"/>
-            </w:pPr>
-            <w:r>
-              <w:rPr>
-                <w:rFonts w:ascii="Aptos" w:hAnsi="Aptos"/>
-                <w:sz w:val="22"/>
-              </w:rPr>
-              <w:t>10. Akceptacja promotora projektu dopuszczająca do obrony przed komisją</w:t>
-            </w:r>
-          </w:p>
-          <w:p>
-            <w:pPr>
-              <w:spacing w:before="20" w:after="20"/>
-            </w:pPr>
-            <w:r>
-              <w:rPr>
-                <w:rFonts w:ascii="Aptos" w:hAnsi="Aptos"/>
-                <w:sz w:val="22"/>
-              </w:rPr>
-              <w:t>11. Ocena ustalana przez opiekuna projektu i recenzenta na podstawie jakości, metodyki i stopnia zrealizowania planowanego produktu (wydania), jego dokumentacji oraz wkładu i zaangażowania studenta w pracę zespołu</w:t>
+              <w:t>4. ocena sporządzonego oprogramowania</w:t>
             </w:r>
           </w:p>
         </w:tc>
@@ -3194,7 +3030,7 @@
                 <w:i w:val="0"/>
                 <w:sz w:val="22"/>
               </w:rPr>
-              <w:t>Praca stanowi kontynuację projektu podjętego w ramach zajęć PRZ1; Praca w kilkuosobowych grupach, pokrywających się z zespołami projektu dyplomowego; Uwzględnienie w projekcie aspektów społecznych i komercyjnych; Realizacja wspierana przez zajęcia Proseminarium PSEM; Wsparcie szablonami dokumentacji; Kryteria oceny; Projekt zespołowy; wykonanie i przedłożenie udokumentowanej pracy – projektu dyplomowego; przedstawienie finalnej prezentacji projektu z omówieniem pełnionych ról i wkładu pracy; Akceptacja promotora projektu dopuszczająca do obrony przed komisją; Ocena ustalana przez opiekuna projektu i recenzenta na podstawie jakości, metodyki i stopnia zrealizowania planowanego produktu (wydania), jego dokumentacji oraz wkładu i zaangażowania studenta w pracę zespołu</w:t>
+              <w:t>prezentacja projektu i dokumentacji; obrona projektu; ocena sporządzonego dokumentu; ocena sporządzonego oprogramowania</w:t>
             </w:r>
           </w:p>
         </w:tc>
@@ -3252,7 +3088,7 @@
                 <w:i w:val="0"/>
                 <w:sz w:val="22"/>
               </w:rPr>
-              <w:t>Praca stanowi kontynuację projektu podjętego w ramach zajęć PRZ1; Praca w kilkuosobowych grupach, pokrywających się z zespołami projektu dyplomowego; Uwzględnienie w projekcie aspektów społecznych i komercyjnych; Realizacja wspierana przez zajęcia Proseminarium PSEM; Wsparcie szablonami dokumentacji; Kryteria oceny; Projekt zespołowy; wykonanie i przedłożenie udokumentowanej pracy – projektu dyplomowego; przedstawienie finalnej prezentacji projektu z omówieniem pełnionych ról i wkładu pracy; Akceptacja promotora projektu dopuszczająca do obrony przed komisją; Ocena ustalana przez opiekuna projektu i recenzenta na podstawie jakości, metodyki i stopnia zrealizowania planowanego produktu (wydania), jego dokumentacji oraz wkładu i zaangażowania studenta w pracę zespołu</w:t>
+              <w:t>prezentacja projektu i dokumentacji; obrona projektu; ocena sporządzonego dokumentu; ocena sporządzonego oprogramowania</w:t>
             </w:r>
           </w:p>
         </w:tc>
@@ -3310,7 +3146,7 @@
                 <w:i w:val="0"/>
                 <w:sz w:val="22"/>
               </w:rPr>
-              <w:t>Praca stanowi kontynuację projektu podjętego w ramach zajęć PRZ1; Praca w kilkuosobowych grupach, pokrywających się z zespołami projektu dyplomowego; Uwzględnienie w projekcie aspektów społecznych i komercyjnych; Realizacja wspierana przez zajęcia Proseminarium PSEM; Wsparcie szablonami dokumentacji; Kryteria oceny; Projekt zespołowy; wykonanie i przedłożenie udokumentowanej pracy – projektu dyplomowego; przedstawienie finalnej prezentacji projektu z omówieniem pełnionych ról i wkładu pracy; Akceptacja promotora projektu dopuszczająca do obrony przed komisją; Ocena ustalana przez opiekuna projektu i recenzenta na podstawie jakości, metodyki i stopnia zrealizowania planowanego produktu (wydania), jego dokumentacji oraz wkładu i zaangażowania studenta w pracę zespołu</w:t>
+              <w:t>prezentacja projektu i dokumentacji; obrona projektu; ocena sporządzonego dokumentu; ocena sporządzonego oprogramowania</w:t>
             </w:r>
           </w:p>
         </w:tc>
@@ -3473,7 +3309,7 @@
                 <w:i w:val="0"/>
                 <w:sz w:val="22"/>
               </w:rPr>
-              <w:t>Praca stanowi kontynuację projektu podjętego w ramach zajęć PRZ1; Praca w kilkuosobowych grupach, pokrywających się z zespołami projektu dyplomowego; Uwzględnienie w projekcie aspektów społecznych i komercyjnych; Realizacja wspierana przez zajęcia Proseminarium PSEM; Wsparcie szablonami dokumentacji; Kryteria oceny; Projekt zespołowy; wykonanie i przedłożenie udokumentowanej pracy – projektu dyplomowego; przedstawienie finalnej prezentacji projektu z omówieniem pełnionych ról i wkładu pracy; Akceptacja promotora projektu dopuszczająca do obrony przed komisją; Ocena ustalana przez opiekuna projektu i recenzenta na podstawie jakości, metodyki i stopnia zrealizowania planowanego produktu (wydania), jego dokumentacji oraz wkładu i zaangażowania studenta w pracę zespołu</w:t>
+              <w:t>prezentacja projektu i dokumentacji; obrona projektu; ocena sporządzonego dokumentu; ocena sporządzonego oprogramowania</w:t>
             </w:r>
           </w:p>
         </w:tc>
@@ -3531,7 +3367,7 @@
                 <w:i w:val="0"/>
                 <w:sz w:val="22"/>
               </w:rPr>
-              <w:t>Praca stanowi kontynuację projektu podjętego w ramach zajęć PRZ1; Praca w kilkuosobowych grupach, pokrywających się z zespołami projektu dyplomowego; Uwzględnienie w projekcie aspektów społecznych i komercyjnych; Realizacja wspierana przez zajęcia Proseminarium PSEM; Wsparcie szablonami dokumentacji; Kryteria oceny; Projekt zespołowy; wykonanie i przedłożenie udokumentowanej pracy – projektu dyplomowego; przedstawienie finalnej prezentacji projektu z omówieniem pełnionych ról i wkładu pracy; Akceptacja promotora projektu dopuszczająca do obrony przed komisją; Ocena ustalana przez opiekuna projektu i recenzenta na podstawie jakości, metodyki i stopnia zrealizowania planowanego produktu (wydania), jego dokumentacji oraz wkładu i zaangażowania studenta w pracę zespołu</w:t>
+              <w:t>prezentacja projektu i dokumentacji; obrona projektu; ocena sporządzonego dokumentu; ocena sporządzonego oprogramowania</w:t>
             </w:r>
           </w:p>
         </w:tc>
@@ -3589,7 +3425,7 @@
                 <w:i w:val="0"/>
                 <w:sz w:val="22"/>
               </w:rPr>
-              <w:t>Praca stanowi kontynuację projektu podjętego w ramach zajęć PRZ1; Praca w kilkuosobowych grupach, pokrywających się z zespołami projektu dyplomowego; Uwzględnienie w projekcie aspektów społecznych i komercyjnych; Realizacja wspierana przez zajęcia Proseminarium PSEM; Wsparcie szablonami dokumentacji; Kryteria oceny; Projekt zespołowy; wykonanie i przedłożenie udokumentowanej pracy – projektu dyplomowego; przedstawienie finalnej prezentacji projektu z omówieniem pełnionych ról i wkładu pracy; Akceptacja promotora projektu dopuszczająca do obrony przed komisją; Ocena ustalana przez opiekuna projektu i recenzenta na podstawie jakości, metodyki i stopnia zrealizowania planowanego produktu (wydania), jego dokumentacji oraz wkładu i zaangażowania studenta w pracę zespołu</w:t>
+              <w:t>prezentacja projektu i dokumentacji; obrona projektu; ocena sporządzonego dokumentu; ocena sporządzonego oprogramowania</w:t>
             </w:r>
           </w:p>
         </w:tc>
@@ -3647,7 +3483,7 @@
                 <w:i w:val="0"/>
                 <w:sz w:val="22"/>
               </w:rPr>
-              <w:t>Praca stanowi kontynuację projektu podjętego w ramach zajęć PRZ1; Praca w kilkuosobowych grupach, pokrywających się z zespołami projektu dyplomowego; Uwzględnienie w projekcie aspektów społecznych i komercyjnych; Realizacja wspierana przez zajęcia Proseminarium PSEM; Wsparcie szablonami dokumentacji; Kryteria oceny; Projekt zespołowy; wykonanie i przedłożenie udokumentowanej pracy – projektu dyplomowego; przedstawienie finalnej prezentacji projektu z omówieniem pełnionych ról i wkładu pracy; Akceptacja promotora projektu dopuszczająca do obrony przed komisją; Ocena ustalana przez opiekuna projektu i recenzenta na podstawie jakości, metodyki i stopnia zrealizowania planowanego produktu (wydania), jego dokumentacji oraz wkładu i zaangażowania studenta w pracę zespołu</w:t>
+              <w:t>prezentacja projektu i dokumentacji; obrona projektu; ocena sporządzonego dokumentu; ocena sporządzonego oprogramowania</w:t>
             </w:r>
           </w:p>
         </w:tc>
@@ -3705,7 +3541,7 @@
                 <w:i w:val="0"/>
                 <w:sz w:val="22"/>
               </w:rPr>
-              <w:t>Praca stanowi kontynuację projektu podjętego w ramach zajęć PRZ1; Praca w kilkuosobowych grupach, pokrywających się z zespołami projektu dyplomowego; Uwzględnienie w projekcie aspektów społecznych i komercyjnych; Realizacja wspierana przez zajęcia Proseminarium PSEM; Wsparcie szablonami dokumentacji; Kryteria oceny; Projekt zespołowy; wykonanie i przedłożenie udokumentowanej pracy – projektu dyplomowego; przedstawienie finalnej prezentacji projektu z omówieniem pełnionych ról i wkładu pracy; Akceptacja promotora projektu dopuszczająca do obrony przed komisją; Ocena ustalana przez opiekuna projektu i recenzenta na podstawie jakości, metodyki i stopnia zrealizowania planowanego produktu (wydania), jego dokumentacji oraz wkładu i zaangażowania studenta w pracę zespołu</w:t>
+              <w:t>prezentacja projektu i dokumentacji; obrona projektu; ocena sporządzonego dokumentu; ocena sporządzonego oprogramowania</w:t>
             </w:r>
           </w:p>
         </w:tc>
@@ -3763,7 +3599,7 @@
                 <w:i w:val="0"/>
                 <w:sz w:val="22"/>
               </w:rPr>
-              <w:t>Praca stanowi kontynuację projektu podjętego w ramach zajęć PRZ1; Praca w kilkuosobowych grupach, pokrywających się z zespołami projektu dyplomowego; Uwzględnienie w projekcie aspektów społecznych i komercyjnych; Realizacja wspierana przez zajęcia Proseminarium PSEM; Wsparcie szablonami dokumentacji; Kryteria oceny; Projekt zespołowy; wykonanie i przedłożenie udokumentowanej pracy – projektu dyplomowego; przedstawienie finalnej prezentacji projektu z omówieniem pełnionych ról i wkładu pracy; Akceptacja promotora projektu dopuszczająca do obrony przed komisją; Ocena ustalana przez opiekuna projektu i recenzenta na podstawie jakości, metodyki i stopnia zrealizowania planowanego produktu (wydania), jego dokumentacji oraz wkładu i zaangażowania studenta w pracę zespołu</w:t>
+              <w:t>prezentacja projektu i dokumentacji; obrona projektu; ocena sporządzonego dokumentu; ocena sporządzonego oprogramowania</w:t>
             </w:r>
           </w:p>
         </w:tc>
@@ -3821,7 +3657,7 @@
                 <w:i w:val="0"/>
                 <w:sz w:val="22"/>
               </w:rPr>
-              <w:t>Praca stanowi kontynuację projektu podjętego w ramach zajęć PRZ1; Praca w kilkuosobowych grupach, pokrywających się z zespołami projektu dyplomowego; Uwzględnienie w projekcie aspektów społecznych i komercyjnych; Realizacja wspierana przez zajęcia Proseminarium PSEM; Wsparcie szablonami dokumentacji; Kryteria oceny; Projekt zespołowy; wykonanie i przedłożenie udokumentowanej pracy – projektu dyplomowego; przedstawienie finalnej prezentacji projektu z omówieniem pełnionych ról i wkładu pracy; Akceptacja promotora projektu dopuszczająca do obrony przed komisją; Ocena ustalana przez opiekuna projektu i recenzenta na podstawie jakości, metodyki i stopnia zrealizowania planowanego produktu (wydania), jego dokumentacji oraz wkładu i zaangażowania studenta w pracę zespołu</w:t>
+              <w:t>prezentacja projektu i dokumentacji; obrona projektu; ocena sporządzonego dokumentu; ocena sporządzonego oprogramowania</w:t>
             </w:r>
           </w:p>
         </w:tc>
@@ -3879,7 +3715,7 @@
                 <w:i w:val="0"/>
                 <w:sz w:val="22"/>
               </w:rPr>
-              <w:t>Praca stanowi kontynuację projektu podjętego w ramach zajęć PRZ1; Praca w kilkuosobowych grupach, pokrywających się z zespołami projektu dyplomowego; Uwzględnienie w projekcie aspektów społecznych i komercyjnych; Realizacja wspierana przez zajęcia Proseminarium PSEM; Wsparcie szablonami dokumentacji; Kryteria oceny; Projekt zespołowy; wykonanie i przedłożenie udokumentowanej pracy – projektu dyplomowego; przedstawienie finalnej prezentacji projektu z omówieniem pełnionych ról i wkładu pracy; Akceptacja promotora projektu dopuszczająca do obrony przed komisją; Ocena ustalana przez opiekuna projektu i recenzenta na podstawie jakości, metodyki i stopnia zrealizowania planowanego produktu (wydania), jego dokumentacji oraz wkładu i zaangażowania studenta w pracę zespołu</w:t>
+              <w:t>prezentacja projektu i dokumentacji; obrona projektu; ocena sporządzonego dokumentu; ocena sporządzonego oprogramowania</w:t>
             </w:r>
           </w:p>
         </w:tc>
@@ -3937,7 +3773,7 @@
                 <w:i w:val="0"/>
                 <w:sz w:val="22"/>
               </w:rPr>
-              <w:t>Praca stanowi kontynuację projektu podjętego w ramach zajęć PRZ1; Praca w kilkuosobowych grupach, pokrywających się z zespołami projektu dyplomowego; Uwzględnienie w projekcie aspektów społecznych i komercyjnych; Realizacja wspierana przez zajęcia Proseminarium PSEM; Wsparcie szablonami dokumentacji; Kryteria oceny; Projekt zespołowy; wykonanie i przedłożenie udokumentowanej pracy – projektu dyplomowego; przedstawienie finalnej prezentacji projektu z omówieniem pełnionych ról i wkładu pracy; Akceptacja promotora projektu dopuszczająca do obrony przed komisją; Ocena ustalana przez opiekuna projektu i recenzenta na podstawie jakości, metodyki i stopnia zrealizowania planowanego produktu (wydania), jego dokumentacji oraz wkładu i zaangażowania studenta w pracę zespołu</w:t>
+              <w:t>prezentacja projektu i dokumentacji; obrona projektu; ocena sporządzonego dokumentu; ocena sporządzonego oprogramowania</w:t>
             </w:r>
           </w:p>
         </w:tc>
@@ -4100,7 +3936,7 @@
                 <w:i w:val="0"/>
                 <w:sz w:val="22"/>
               </w:rPr>
-              <w:t>Praca stanowi kontynuację projektu podjętego w ramach zajęć PRZ1; Praca w kilkuosobowych grupach, pokrywających się z zespołami projektu dyplomowego; Uwzględnienie w projekcie aspektów społecznych i komercyjnych; Realizacja wspierana przez zajęcia Proseminarium PSEM; Wsparcie szablonami dokumentacji; Kryteria oceny; Projekt zespołowy; wykonanie i przedłożenie udokumentowanej pracy – projektu dyplomowego; przedstawienie finalnej prezentacji projektu z omówieniem pełnionych ról i wkładu pracy; Akceptacja promotora projektu dopuszczająca do obrony przed komisją; Ocena ustalana przez opiekuna projektu i recenzenta na podstawie jakości, metodyki i stopnia zrealizowania planowanego produktu (wydania), jego dokumentacji oraz wkładu i zaangażowania studenta w pracę zespołu</w:t>
+              <w:t>prezentacja projektu i dokumentacji; obrona projektu; ocena sporządzonego dokumentu; ocena sporządzonego oprogramowania</w:t>
             </w:r>
           </w:p>
         </w:tc>
@@ -4158,7 +3994,7 @@
                 <w:i w:val="0"/>
                 <w:sz w:val="22"/>
               </w:rPr>
-              <w:t>Praca stanowi kontynuację projektu podjętego w ramach zajęć PRZ1; Praca w kilkuosobowych grupach, pokrywających się z zespołami projektu dyplomowego; Uwzględnienie w projekcie aspektów społecznych i komercyjnych; Realizacja wspierana przez zajęcia Proseminarium PSEM; Wsparcie szablonami dokumentacji; Kryteria oceny; Projekt zespołowy; wykonanie i przedłożenie udokumentowanej pracy – projektu dyplomowego; przedstawienie finalnej prezentacji projektu z omówieniem pełnionych ról i wkładu pracy; Akceptacja promotora projektu dopuszczająca do obrony przed komisją; Ocena ustalana przez opiekuna projektu i recenzenta na podstawie jakości, metodyki i stopnia zrealizowania planowanego produktu (wydania), jego dokumentacji oraz wkładu i zaangażowania studenta w pracę zespołu</w:t>
+              <w:t>prezentacja projektu i dokumentacji; obrona projektu; ocena sporządzonego dokumentu; ocena sporządzonego oprogramowania</w:t>
             </w:r>
           </w:p>
         </w:tc>
@@ -4216,7 +4052,7 @@
                 <w:i w:val="0"/>
                 <w:sz w:val="22"/>
               </w:rPr>
-              <w:t>Praca stanowi kontynuację projektu podjętego w ramach zajęć PRZ1; Praca w kilkuosobowych grupach, pokrywających się z zespołami projektu dyplomowego; Uwzględnienie w projekcie aspektów społecznych i komercyjnych; Realizacja wspierana przez zajęcia Proseminarium PSEM; Wsparcie szablonami dokumentacji; Kryteria oceny; Projekt zespołowy; wykonanie i przedłożenie udokumentowanej pracy – projektu dyplomowego; przedstawienie finalnej prezentacji projektu z omówieniem pełnionych ról i wkładu pracy; Akceptacja promotora projektu dopuszczająca do obrony przed komisją; Ocena ustalana przez opiekuna projektu i recenzenta na podstawie jakości, metodyki i stopnia zrealizowania planowanego produktu (wydania), jego dokumentacji oraz wkładu i zaangażowania studenta w pracę zespołu</w:t>
+              <w:t>prezentacja projektu i dokumentacji; obrona projektu; ocena sporządzonego dokumentu; ocena sporządzonego oprogramowania</w:t>
             </w:r>
           </w:p>
         </w:tc>
@@ -4274,7 +4110,7 @@
                 <w:i w:val="0"/>
                 <w:sz w:val="22"/>
               </w:rPr>
-              <w:t>Praca stanowi kontynuację projektu podjętego w ramach zajęć PRZ1; Praca w kilkuosobowych grupach, pokrywających się z zespołami projektu dyplomowego; Uwzględnienie w projekcie aspektów społecznych i komercyjnych; Realizacja wspierana przez zajęcia Proseminarium PSEM; Wsparcie szablonami dokumentacji; Kryteria oceny; Projekt zespołowy; wykonanie i przedłożenie udokumentowanej pracy – projektu dyplomowego; przedstawienie finalnej prezentacji projektu z omówieniem pełnionych ról i wkładu pracy; Akceptacja promotora projektu dopuszczająca do obrony przed komisją; Ocena ustalana przez opiekuna projektu i recenzenta na podstawie jakości, metodyki i stopnia zrealizowania planowanego produktu (wydania), jego dokumentacji oraz wkładu i zaangażowania studenta w pracę zespołu</w:t>
+              <w:t>prezentacja projektu i dokumentacji; obrona projektu; ocena sporządzonego dokumentu; ocena sporządzonego oprogramowania</w:t>
             </w:r>
           </w:p>
         </w:tc>
@@ -4332,7 +4168,7 @@
                 <w:i w:val="0"/>
                 <w:sz w:val="22"/>
               </w:rPr>
-              <w:t>Praca stanowi kontynuację projektu podjętego w ramach zajęć PRZ1; Praca w kilkuosobowych grupach, pokrywających się z zespołami projektu dyplomowego; Uwzględnienie w projekcie aspektów społecznych i komercyjnych; Realizacja wspierana przez zajęcia Proseminarium PSEM; Wsparcie szablonami dokumentacji; Kryteria oceny; Projekt zespołowy; wykonanie i przedłożenie udokumentowanej pracy – projektu dyplomowego; przedstawienie finalnej prezentacji projektu z omówieniem pełnionych ról i wkładu pracy; Akceptacja promotora projektu dopuszczająca do obrony przed komisją; Ocena ustalana przez opiekuna projektu i recenzenta na podstawie jakości, metodyki i stopnia zrealizowania planowanego produktu (wydania), jego dokumentacji oraz wkładu i zaangażowania studenta w pracę zespołu</w:t>
+              <w:t>prezentacja projektu i dokumentacji; obrona projektu; ocena sporządzonego dokumentu; ocena sporządzonego oprogramowania</w:t>
             </w:r>
           </w:p>
         </w:tc>
@@ -4390,7 +4226,7 @@
                 <w:i w:val="0"/>
                 <w:sz w:val="22"/>
               </w:rPr>
-              <w:t>Praca stanowi kontynuację projektu podjętego w ramach zajęć PRZ1; Praca w kilkuosobowych grupach, pokrywających się z zespołami projektu dyplomowego; Uwzględnienie w projekcie aspektów społecznych i komercyjnych; Realizacja wspierana przez zajęcia Proseminarium PSEM; Wsparcie szablonami dokumentacji; Kryteria oceny; Projekt zespołowy; wykonanie i przedłożenie udokumentowanej pracy – projektu dyplomowego; przedstawienie finalnej prezentacji projektu z omówieniem pełnionych ról i wkładu pracy; Akceptacja promotora projektu dopuszczająca do obrony przed komisją; Ocena ustalana przez opiekuna projektu i recenzenta na podstawie jakości, metodyki i stopnia zrealizowania planowanego produktu (wydania), jego dokumentacji oraz wkładu i zaangażowania studenta w pracę zespołu</w:t>
+              <w:t>prezentacja projektu i dokumentacji; obrona projektu; ocena sporządzonego dokumentu; ocena sporządzonego oprogramowania</w:t>
             </w:r>
           </w:p>
         </w:tc>
@@ -4448,7 +4284,7 @@
                 <w:i w:val="0"/>
                 <w:sz w:val="22"/>
               </w:rPr>
-              <w:t>Praca stanowi kontynuację projektu podjętego w ramach zajęć PRZ1; Praca w kilkuosobowych grupach, pokrywających się z zespołami projektu dyplomowego; Uwzględnienie w projekcie aspektów społecznych i komercyjnych; Realizacja wspierana przez zajęcia Proseminarium PSEM; Wsparcie szablonami dokumentacji; Kryteria oceny; Projekt zespołowy; wykonanie i przedłożenie udokumentowanej pracy – projektu dyplomowego; przedstawienie finalnej prezentacji projektu z omówieniem pełnionych ról i wkładu pracy; Akceptacja promotora projektu dopuszczająca do obrony przed komisją; Ocena ustalana przez opiekuna projektu i recenzenta na podstawie jakości, metodyki i stopnia zrealizowania planowanego produktu (wydania), jego dokumentacji oraz wkładu i zaangażowania studenta w pracę zespołu</w:t>
+              <w:t>prezentacja projektu i dokumentacji; obrona projektu; ocena sporządzonego dokumentu; ocena sporządzonego oprogramowania</w:t>
             </w:r>
           </w:p>
         </w:tc>
@@ -4506,7 +4342,7 @@
                 <w:i w:val="0"/>
                 <w:sz w:val="22"/>
               </w:rPr>
-              <w:t>Praca stanowi kontynuację projektu podjętego w ramach zajęć PRZ1; Praca w kilkuosobowych grupach, pokrywających się z zespołami projektu dyplomowego; Uwzględnienie w projekcie aspektów społecznych i komercyjnych; Realizacja wspierana przez zajęcia Proseminarium PSEM; Wsparcie szablonami dokumentacji; Kryteria oceny; Projekt zespołowy; wykonanie i przedłożenie udokumentowanej pracy – projektu dyplomowego; przedstawienie finalnej prezentacji projektu z omówieniem pełnionych ról i wkładu pracy; Akceptacja promotora projektu dopuszczająca do obrony przed komisją; Ocena ustalana przez opiekuna projektu i recenzenta na podstawie jakości, metodyki i stopnia zrealizowania planowanego produktu (wydania), jego dokumentacji oraz wkładu i zaangażowania studenta w pracę zespołu</w:t>
+              <w:t>prezentacja projektu i dokumentacji; obrona projektu; ocena sporządzonego dokumentu; ocena sporządzonego oprogramowania</w:t>
             </w:r>
           </w:p>
         </w:tc>
@@ -4564,7 +4400,7 @@
                 <w:i w:val="0"/>
                 <w:sz w:val="22"/>
               </w:rPr>
-              <w:t>Praca stanowi kontynuację projektu podjętego w ramach zajęć PRZ1; Praca w kilkuosobowych grupach, pokrywających się z zespołami projektu dyplomowego; Uwzględnienie w projekcie aspektów społecznych i komercyjnych; Realizacja wspierana przez zajęcia Proseminarium PSEM; Wsparcie szablonami dokumentacji; Kryteria oceny; Projekt zespołowy; wykonanie i przedłożenie udokumentowanej pracy – projektu dyplomowego; przedstawienie finalnej prezentacji projektu z omówieniem pełnionych ról i wkładu pracy; Akceptacja promotora projektu dopuszczająca do obrony przed komisją; Ocena ustalana przez opiekuna projektu i recenzenta na podstawie jakości, metodyki i stopnia zrealizowania planowanego produktu (wydania), jego dokumentacji oraz wkładu i zaangażowania studenta w pracę zespołu</w:t>
+              <w:t>prezentacja projektu i dokumentacji; obrona projektu; ocena sporządzonego dokumentu; ocena sporządzonego oprogramowania</w:t>
             </w:r>
           </w:p>
         </w:tc>
@@ -4622,7 +4458,7 @@
                 <w:i w:val="0"/>
                 <w:sz w:val="22"/>
               </w:rPr>
-              <w:t>Praca stanowi kontynuację projektu podjętego w ramach zajęć PRZ1; Praca w kilkuosobowych grupach, pokrywających się z zespołami projektu dyplomowego; Uwzględnienie w projekcie aspektów społecznych i komercyjnych; Realizacja wspierana przez zajęcia Proseminarium PSEM; Wsparcie szablonami dokumentacji; Kryteria oceny; Projekt zespołowy; wykonanie i przedłożenie udokumentowanej pracy – projektu dyplomowego; przedstawienie finalnej prezentacji projektu z omówieniem pełnionych ról i wkładu pracy; Akceptacja promotora projektu dopuszczająca do obrony przed komisją; Ocena ustalana przez opiekuna projektu i recenzenta na podstawie jakości, metodyki i stopnia zrealizowania planowanego produktu (wydania), jego dokumentacji oraz wkładu i zaangażowania studenta w pracę zespołu</w:t>
+              <w:t>prezentacja projektu i dokumentacji; obrona projektu; ocena sporządzonego dokumentu; ocena sporządzonego oprogramowania</w:t>
             </w:r>
           </w:p>
         </w:tc>
@@ -4680,7 +4516,7 @@
                 <w:i w:val="0"/>
                 <w:sz w:val="22"/>
               </w:rPr>
-              <w:t>Praca stanowi kontynuację projektu podjętego w ramach zajęć PRZ1; Praca w kilkuosobowych grupach, pokrywających się z zespołami projektu dyplomowego; Uwzględnienie w projekcie aspektów społecznych i komercyjnych; Realizacja wspierana przez zajęcia Proseminarium PSEM; Wsparcie szablonami dokumentacji; Kryteria oceny; Projekt zespołowy; wykonanie i przedłożenie udokumentowanej pracy – projektu dyplomowego; przedstawienie finalnej prezentacji projektu z omówieniem pełnionych ról i wkładu pracy; Akceptacja promotora projektu dopuszczająca do obrony przed komisją; Ocena ustalana przez opiekuna projektu i recenzenta na podstawie jakości, metodyki i stopnia zrealizowania planowanego produktu (wydania), jego dokumentacji oraz wkładu i zaangażowania studenta w pracę zespołu</w:t>
+              <w:t>prezentacja projektu i dokumentacji; obrona projektu; ocena sporządzonego dokumentu; ocena sporządzonego oprogramowania</w:t>
             </w:r>
           </w:p>
         </w:tc>
@@ -4738,7 +4574,7 @@
                 <w:i w:val="0"/>
                 <w:sz w:val="22"/>
               </w:rPr>
-              <w:t>Praca stanowi kontynuację projektu podjętego w ramach zajęć PRZ1; Praca w kilkuosobowych grupach, pokrywających się z zespołami projektu dyplomowego; Uwzględnienie w projekcie aspektów społecznych i komercyjnych; Realizacja wspierana przez zajęcia Proseminarium PSEM; Wsparcie szablonami dokumentacji; Kryteria oceny; Projekt zespołowy; wykonanie i przedłożenie udokumentowanej pracy – projektu dyplomowego; przedstawienie finalnej prezentacji projektu z omówieniem pełnionych ról i wkładu pracy; Akceptacja promotora projektu dopuszczająca do obrony przed komisją; Ocena ustalana przez opiekuna projektu i recenzenta na podstawie jakości, metodyki i stopnia zrealizowania planowanego produktu (wydania), jego dokumentacji oraz wkładu i zaangażowania studenta w pracę zespołu</w:t>
+              <w:t>prezentacja projektu i dokumentacji; obrona projektu; ocena sporządzonego dokumentu; ocena sporządzonego oprogramowania</w:t>
             </w:r>
           </w:p>
         </w:tc>
@@ -4796,7 +4632,7 @@
                 <w:i w:val="0"/>
                 <w:sz w:val="22"/>
               </w:rPr>
-              <w:t>Praca stanowi kontynuację projektu podjętego w ramach zajęć PRZ1; Praca w kilkuosobowych grupach, pokrywających się z zespołami projektu dyplomowego; Uwzględnienie w projekcie aspektów społecznych i komercyjnych; Realizacja wspierana przez zajęcia Proseminarium PSEM; Wsparcie szablonami dokumentacji; Kryteria oceny; Projekt zespołowy; wykonanie i przedłożenie udokumentowanej pracy – projektu dyplomowego; przedstawienie finalnej prezentacji projektu z omówieniem pełnionych ról i wkładu pracy; Akceptacja promotora projektu dopuszczająca do obrony przed komisją; Ocena ustalana przez opiekuna projektu i recenzenta na podstawie jakości, metodyki i stopnia zrealizowania planowanego produktu (wydania), jego dokumentacji oraz wkładu i zaangażowania studenta w pracę zespołu</w:t>
+              <w:t>prezentacja projektu i dokumentacji; obrona projektu; ocena sporządzonego dokumentu; ocena sporządzonego oprogramowania</w:t>
             </w:r>
           </w:p>
         </w:tc>
@@ -4854,7 +4690,7 @@
                 <w:i w:val="0"/>
                 <w:sz w:val="22"/>
               </w:rPr>
-              <w:t>Praca stanowi kontynuację projektu podjętego w ramach zajęć PRZ1; Praca w kilkuosobowych grupach, pokrywających się z zespołami projektu dyplomowego; Uwzględnienie w projekcie aspektów społecznych i komercyjnych; Realizacja wspierana przez zajęcia Proseminarium PSEM; Wsparcie szablonami dokumentacji; Kryteria oceny; Projekt zespołowy; wykonanie i przedłożenie udokumentowanej pracy – projektu dyplomowego; przedstawienie finalnej prezentacji projektu z omówieniem pełnionych ról i wkładu pracy; Akceptacja promotora projektu dopuszczająca do obrony przed komisją; Ocena ustalana przez opiekuna projektu i recenzenta na podstawie jakości, metodyki i stopnia zrealizowania planowanego produktu (wydania), jego dokumentacji oraz wkładu i zaangażowania studenta w pracę zespołu</w:t>
+              <w:t>prezentacja projektu i dokumentacji; obrona projektu; ocena sporządzonego dokumentu; ocena sporządzonego oprogramowania</w:t>
             </w:r>
           </w:p>
         </w:tc>
@@ -4912,7 +4748,7 @@
                 <w:i w:val="0"/>
                 <w:sz w:val="22"/>
               </w:rPr>
-              <w:t>Praca stanowi kontynuację projektu podjętego w ramach zajęć PRZ1; Praca w kilkuosobowych grupach, pokrywających się z zespołami projektu dyplomowego; Uwzględnienie w projekcie aspektów społecznych i komercyjnych; Realizacja wspierana przez zajęcia Proseminarium PSEM; Wsparcie szablonami dokumentacji; Kryteria oceny; Projekt zespołowy; wykonanie i przedłożenie udokumentowanej pracy – projektu dyplomowego; przedstawienie finalnej prezentacji projektu z omówieniem pełnionych ról i wkładu pracy; Akceptacja promotora projektu dopuszczająca do obrony przed komisją; Ocena ustalana przez opiekuna projektu i recenzenta na podstawie jakości, metodyki i stopnia zrealizowania planowanego produktu (wydania), jego dokumentacji oraz wkładu i zaangażowania studenta w pracę zespołu</w:t>
+              <w:t>prezentacja projektu i dokumentacji; obrona projektu; ocena sporządzonego dokumentu; ocena sporządzonego oprogramowania</w:t>
             </w:r>
           </w:p>
         </w:tc>
@@ -4970,7 +4806,7 @@
                 <w:i w:val="0"/>
                 <w:sz w:val="22"/>
               </w:rPr>
-              <w:t>Praca stanowi kontynuację projektu podjętego w ramach zajęć PRZ1; Praca w kilkuosobowych grupach, pokrywających się z zespołami projektu dyplomowego; Uwzględnienie w projekcie aspektów społecznych i komercyjnych; Realizacja wspierana przez zajęcia Proseminarium PSEM; Wsparcie szablonami dokumentacji; Kryteria oceny; Projekt zespołowy; wykonanie i przedłożenie udokumentowanej pracy – projektu dyplomowego; przedstawienie finalnej prezentacji projektu z omówieniem pełnionych ról i wkładu pracy; Akceptacja promotora projektu dopuszczająca do obrony przed komisją; Ocena ustalana przez opiekuna projektu i recenzenta na podstawie jakości, metodyki i stopnia zrealizowania planowanego produktu (wydania), jego dokumentacji oraz wkładu i zaangażowania studenta w pracę zespołu</w:t>
+              <w:t>prezentacja projektu i dokumentacji; obrona projektu; ocena sporządzonego dokumentu; ocena sporządzonego oprogramowania</w:t>
             </w:r>
           </w:p>
         </w:tc>
@@ -5028,7 +4864,7 @@
                 <w:i w:val="0"/>
                 <w:sz w:val="22"/>
               </w:rPr>
-              <w:t>Praca stanowi kontynuację projektu podjętego w ramach zajęć PRZ1; Praca w kilkuosobowych grupach, pokrywających się z zespołami projektu dyplomowego; Uwzględnienie w projekcie aspektów społecznych i komercyjnych; Realizacja wspierana przez zajęcia Proseminarium PSEM; Wsparcie szablonami dokumentacji; Kryteria oceny; Projekt zespołowy; wykonanie i przedłożenie udokumentowanej pracy – projektu dyplomowego; przedstawienie finalnej prezentacji projektu z omówieniem pełnionych ról i wkładu pracy; Akceptacja promotora projektu dopuszczająca do obrony przed komisją; Ocena ustalana przez opiekuna projektu i recenzenta na podstawie jakości, metodyki i stopnia zrealizowania planowanego produktu (wydania), jego dokumentacji oraz wkładu i zaangażowania studenta w pracę zespołu</w:t>
+              <w:t>prezentacja projektu i dokumentacji; obrona projektu; ocena sporządzonego dokumentu; ocena sporządzonego oprogramowania</w:t>
             </w:r>
           </w:p>
         </w:tc>
@@ -5086,7 +4922,7 @@
                 <w:i w:val="0"/>
                 <w:sz w:val="22"/>
               </w:rPr>
-              <w:t>Praca stanowi kontynuację projektu podjętego w ramach zajęć PRZ1; Praca w kilkuosobowych grupach, pokrywających się z zespołami projektu dyplomowego; Uwzględnienie w projekcie aspektów społecznych i komercyjnych; Realizacja wspierana przez zajęcia Proseminarium PSEM; Wsparcie szablonami dokumentacji; Kryteria oceny; Projekt zespołowy; wykonanie i przedłożenie udokumentowanej pracy – projektu dyplomowego; przedstawienie finalnej prezentacji projektu z omówieniem pełnionych ról i wkładu pracy; Akceptacja promotora projektu dopuszczająca do obrony przed komisją; Ocena ustalana przez opiekuna projektu i recenzenta na podstawie jakości, metodyki i stopnia zrealizowania planowanego produktu (wydania), jego dokumentacji oraz wkładu i zaangażowania studenta w pracę zespołu</w:t>
+              <w:t>prezentacja projektu i dokumentacji; obrona projektu; ocena sporządzonego dokumentu; ocena sporządzonego oprogramowania</w:t>
             </w:r>
           </w:p>
         </w:tc>

--- a/public/assets/files/niestacjonarne/PRZ2.docx
+++ b/public/assets/files/niestacjonarne/PRZ2.docx
@@ -2993,6 +2993,7 @@
                 <w:i w:val="0"/>
                 <w:sz w:val="22"/>
               </w:rPr>
+              <w:t>K_W19</w:t>
             </w:r>
           </w:p>
         </w:tc>
@@ -3030,7 +3031,6 @@
                 <w:i w:val="0"/>
                 <w:sz w:val="22"/>
               </w:rPr>
-              <w:t>prezentacja projektu i dokumentacji; obrona projektu; ocena sporządzonego dokumentu; ocena sporządzonego oprogramowania</w:t>
             </w:r>
           </w:p>
         </w:tc>
@@ -3051,6 +3051,7 @@
                 <w:i w:val="0"/>
                 <w:sz w:val="22"/>
               </w:rPr>
+              <w:t>K_W20</w:t>
             </w:r>
           </w:p>
         </w:tc>
@@ -3088,7 +3089,6 @@
                 <w:i w:val="0"/>
                 <w:sz w:val="22"/>
               </w:rPr>
-              <w:t>prezentacja projektu i dokumentacji; obrona projektu; ocena sporządzonego dokumentu; ocena sporządzonego oprogramowania</w:t>
             </w:r>
           </w:p>
         </w:tc>
@@ -3109,6 +3109,7 @@
                 <w:i w:val="0"/>
                 <w:sz w:val="22"/>
               </w:rPr>
+              <w:t>K_W17</w:t>
             </w:r>
           </w:p>
         </w:tc>
@@ -3146,7 +3147,6 @@
                 <w:i w:val="0"/>
                 <w:sz w:val="22"/>
               </w:rPr>
-              <w:t>prezentacja projektu i dokumentacji; obrona projektu; ocena sporządzonego dokumentu; ocena sporządzonego oprogramowania</w:t>
             </w:r>
           </w:p>
         </w:tc>
@@ -3272,6 +3272,7 @@
                 <w:i w:val="0"/>
                 <w:sz w:val="22"/>
               </w:rPr>
+              <w:t>K_U01</w:t>
             </w:r>
           </w:p>
         </w:tc>
@@ -3309,7 +3310,7 @@
                 <w:i w:val="0"/>
                 <w:sz w:val="22"/>
               </w:rPr>
-              <w:t>prezentacja projektu i dokumentacji; obrona projektu; ocena sporządzonego dokumentu; ocena sporządzonego oprogramowania</w:t>
+              <w:t>prezentacja projektu i dokumentacji, obrona projektu, ocena sporządzonego dokumentu, ocena sporządzonego oprogramowania</w:t>
             </w:r>
           </w:p>
         </w:tc>
@@ -3330,6 +3331,7 @@
                 <w:i w:val="0"/>
                 <w:sz w:val="22"/>
               </w:rPr>
+              <w:t>K_U02</w:t>
             </w:r>
           </w:p>
         </w:tc>
@@ -3367,7 +3369,7 @@
                 <w:i w:val="0"/>
                 <w:sz w:val="22"/>
               </w:rPr>
-              <w:t>prezentacja projektu i dokumentacji; obrona projektu; ocena sporządzonego dokumentu; ocena sporządzonego oprogramowania</w:t>
+              <w:t>prezentacja projektu i dokumentacji, obrona projektu, ocena sporządzonego dokumentu, ocena sporządzonego oprogramowania</w:t>
             </w:r>
           </w:p>
         </w:tc>
@@ -3388,6 +3390,7 @@
                 <w:i w:val="0"/>
                 <w:sz w:val="22"/>
               </w:rPr>
+              <w:t>K_U03</w:t>
             </w:r>
           </w:p>
         </w:tc>
@@ -3425,7 +3428,7 @@
                 <w:i w:val="0"/>
                 <w:sz w:val="22"/>
               </w:rPr>
-              <w:t>prezentacja projektu i dokumentacji; obrona projektu; ocena sporządzonego dokumentu; ocena sporządzonego oprogramowania</w:t>
+              <w:t>prezentacja projektu i dokumentacji, obrona projektu, ocena sporządzonego dokumentu, ocena sporządzonego oprogramowania</w:t>
             </w:r>
           </w:p>
         </w:tc>
@@ -3446,6 +3449,7 @@
                 <w:i w:val="0"/>
                 <w:sz w:val="22"/>
               </w:rPr>
+              <w:t>K_U04</w:t>
             </w:r>
           </w:p>
         </w:tc>
@@ -3483,7 +3487,7 @@
                 <w:i w:val="0"/>
                 <w:sz w:val="22"/>
               </w:rPr>
-              <w:t>prezentacja projektu i dokumentacji; obrona projektu; ocena sporządzonego dokumentu; ocena sporządzonego oprogramowania</w:t>
+              <w:t>prezentacja projektu i dokumentacji, obrona projektu, ocena sporządzonego dokumentu, ocena sporządzonego oprogramowania</w:t>
             </w:r>
           </w:p>
         </w:tc>
@@ -3504,6 +3508,7 @@
                 <w:i w:val="0"/>
                 <w:sz w:val="22"/>
               </w:rPr>
+              <w:t>K_U19</w:t>
             </w:r>
           </w:p>
         </w:tc>
@@ -3541,7 +3546,7 @@
                 <w:i w:val="0"/>
                 <w:sz w:val="22"/>
               </w:rPr>
-              <w:t>prezentacja projektu i dokumentacji; obrona projektu; ocena sporządzonego dokumentu; ocena sporządzonego oprogramowania</w:t>
+              <w:t>prezentacja projektu i dokumentacji, obrona projektu, ocena sporządzonego dokumentu, ocena sporządzonego oprogramowania</w:t>
             </w:r>
           </w:p>
         </w:tc>
@@ -3562,6 +3567,7 @@
                 <w:i w:val="0"/>
                 <w:sz w:val="22"/>
               </w:rPr>
+              <w:t>K_U05</w:t>
             </w:r>
           </w:p>
         </w:tc>
@@ -3599,7 +3605,7 @@
                 <w:i w:val="0"/>
                 <w:sz w:val="22"/>
               </w:rPr>
-              <w:t>prezentacja projektu i dokumentacji; obrona projektu; ocena sporządzonego dokumentu; ocena sporządzonego oprogramowania</w:t>
+              <w:t>prezentacja projektu i dokumentacji, obrona projektu, ocena sporządzonego dokumentu, ocena sporządzonego oprogramowania</w:t>
             </w:r>
           </w:p>
         </w:tc>
@@ -3620,6 +3626,7 @@
                 <w:i w:val="0"/>
                 <w:sz w:val="22"/>
               </w:rPr>
+              <w:t>K_U05</w:t>
             </w:r>
           </w:p>
         </w:tc>
@@ -3657,7 +3664,7 @@
                 <w:i w:val="0"/>
                 <w:sz w:val="22"/>
               </w:rPr>
-              <w:t>prezentacja projektu i dokumentacji; obrona projektu; ocena sporządzonego dokumentu; ocena sporządzonego oprogramowania</w:t>
+              <w:t>prezentacja projektu i dokumentacji, obrona projektu, ocena sporządzonego dokumentu, ocena sporządzonego oprogramowania</w:t>
             </w:r>
           </w:p>
         </w:tc>
@@ -3678,6 +3685,7 @@
                 <w:i w:val="0"/>
                 <w:sz w:val="22"/>
               </w:rPr>
+              <w:t>K_U05</w:t>
             </w:r>
           </w:p>
         </w:tc>
@@ -3715,7 +3723,7 @@
                 <w:i w:val="0"/>
                 <w:sz w:val="22"/>
               </w:rPr>
-              <w:t>prezentacja projektu i dokumentacji; obrona projektu; ocena sporządzonego dokumentu; ocena sporządzonego oprogramowania</w:t>
+              <w:t>prezentacja projektu i dokumentacji, obrona projektu, ocena sporządzonego dokumentu, ocena sporządzonego oprogramowania</w:t>
             </w:r>
           </w:p>
         </w:tc>
@@ -3736,6 +3744,7 @@
                 <w:i w:val="0"/>
                 <w:sz w:val="22"/>
               </w:rPr>
+              <w:t>K_U27</w:t>
             </w:r>
           </w:p>
         </w:tc>
@@ -3773,7 +3782,7 @@
                 <w:i w:val="0"/>
                 <w:sz w:val="22"/>
               </w:rPr>
-              <w:t>prezentacja projektu i dokumentacji; obrona projektu; ocena sporządzonego dokumentu; ocena sporządzonego oprogramowania</w:t>
+              <w:t>prezentacja projektu i dokumentacji, obrona projektu, ocena sporządzonego dokumentu, ocena sporządzonego oprogramowania</w:t>
             </w:r>
           </w:p>
         </w:tc>
@@ -3899,6 +3908,7 @@
                 <w:i w:val="0"/>
                 <w:sz w:val="22"/>
               </w:rPr>
+              <w:t>K_K05</w:t>
             </w:r>
           </w:p>
         </w:tc>
@@ -3936,7 +3946,7 @@
                 <w:i w:val="0"/>
                 <w:sz w:val="22"/>
               </w:rPr>
-              <w:t>prezentacja projektu i dokumentacji; obrona projektu; ocena sporządzonego dokumentu; ocena sporządzonego oprogramowania</w:t>
+              <w:t>prezentacja projektu i dokumentacji, obrona projektu, ocena sporządzonego dokumentu, ocena sporządzonego oprogramowania</w:t>
             </w:r>
           </w:p>
         </w:tc>
@@ -3957,6 +3967,7 @@
                 <w:i w:val="0"/>
                 <w:sz w:val="22"/>
               </w:rPr>
+              <w:t>K_K01</w:t>
             </w:r>
           </w:p>
         </w:tc>
@@ -3994,7 +4005,7 @@
                 <w:i w:val="0"/>
                 <w:sz w:val="22"/>
               </w:rPr>
-              <w:t>prezentacja projektu i dokumentacji; obrona projektu; ocena sporządzonego dokumentu; ocena sporządzonego oprogramowania</w:t>
+              <w:t>prezentacja projektu i dokumentacji, obrona projektu, ocena sporządzonego dokumentu, ocena sporządzonego oprogramowania</w:t>
             </w:r>
           </w:p>
         </w:tc>
@@ -4015,6 +4026,7 @@
                 <w:i w:val="0"/>
                 <w:sz w:val="22"/>
               </w:rPr>
+              <w:t>K_K05</w:t>
             </w:r>
           </w:p>
         </w:tc>
@@ -4052,7 +4064,7 @@
                 <w:i w:val="0"/>
                 <w:sz w:val="22"/>
               </w:rPr>
-              <w:t>prezentacja projektu i dokumentacji; obrona projektu; ocena sporządzonego dokumentu; ocena sporządzonego oprogramowania</w:t>
+              <w:t>prezentacja projektu i dokumentacji, obrona projektu, ocena sporządzonego dokumentu, ocena sporządzonego oprogramowania</w:t>
             </w:r>
           </w:p>
         </w:tc>
@@ -4073,6 +4085,7 @@
                 <w:i w:val="0"/>
                 <w:sz w:val="22"/>
               </w:rPr>
+              <w:t>K_K02</w:t>
             </w:r>
           </w:p>
         </w:tc>
@@ -4110,7 +4123,7 @@
                 <w:i w:val="0"/>
                 <w:sz w:val="22"/>
               </w:rPr>
-              <w:t>prezentacja projektu i dokumentacji; obrona projektu; ocena sporządzonego dokumentu; ocena sporządzonego oprogramowania</w:t>
+              <w:t>prezentacja projektu i dokumentacji, obrona projektu, ocena sporządzonego dokumentu, ocena sporządzonego oprogramowania</w:t>
             </w:r>
           </w:p>
         </w:tc>
@@ -4131,6 +4144,7 @@
                 <w:i w:val="0"/>
                 <w:sz w:val="22"/>
               </w:rPr>
+              <w:t>K_K05</w:t>
             </w:r>
           </w:p>
         </w:tc>
@@ -4168,7 +4182,7 @@
                 <w:i w:val="0"/>
                 <w:sz w:val="22"/>
               </w:rPr>
-              <w:t>prezentacja projektu i dokumentacji; obrona projektu; ocena sporządzonego dokumentu; ocena sporządzonego oprogramowania</w:t>
+              <w:t>prezentacja projektu i dokumentacji, obrona projektu, ocena sporządzonego dokumentu, ocena sporządzonego oprogramowania</w:t>
             </w:r>
           </w:p>
         </w:tc>
@@ -4189,6 +4203,7 @@
                 <w:i w:val="0"/>
                 <w:sz w:val="22"/>
               </w:rPr>
+              <w:t>K_K03</w:t>
             </w:r>
           </w:p>
         </w:tc>
@@ -4226,7 +4241,7 @@
                 <w:i w:val="0"/>
                 <w:sz w:val="22"/>
               </w:rPr>
-              <w:t>prezentacja projektu i dokumentacji; obrona projektu; ocena sporządzonego dokumentu; ocena sporządzonego oprogramowania</w:t>
+              <w:t>prezentacja projektu i dokumentacji, obrona projektu, ocena sporządzonego dokumentu, ocena sporządzonego oprogramowania</w:t>
             </w:r>
           </w:p>
         </w:tc>
@@ -4247,6 +4262,7 @@
                 <w:i w:val="0"/>
                 <w:sz w:val="22"/>
               </w:rPr>
+              <w:t>K_K05</w:t>
             </w:r>
           </w:p>
         </w:tc>
@@ -4284,7 +4300,7 @@
                 <w:i w:val="0"/>
                 <w:sz w:val="22"/>
               </w:rPr>
-              <w:t>prezentacja projektu i dokumentacji; obrona projektu; ocena sporządzonego dokumentu; ocena sporządzonego oprogramowania</w:t>
+              <w:t>prezentacja projektu i dokumentacji, obrona projektu, ocena sporządzonego dokumentu, ocena sporządzonego oprogramowania</w:t>
             </w:r>
           </w:p>
         </w:tc>
@@ -4305,6 +4321,7 @@
                 <w:i w:val="0"/>
                 <w:sz w:val="22"/>
               </w:rPr>
+              <w:t>K_K04</w:t>
             </w:r>
           </w:p>
         </w:tc>
@@ -4342,7 +4359,7 @@
                 <w:i w:val="0"/>
                 <w:sz w:val="22"/>
               </w:rPr>
-              <w:t>prezentacja projektu i dokumentacji; obrona projektu; ocena sporządzonego dokumentu; ocena sporządzonego oprogramowania</w:t>
+              <w:t>prezentacja projektu i dokumentacji, obrona projektu, ocena sporządzonego dokumentu, ocena sporządzonego oprogramowania</w:t>
             </w:r>
           </w:p>
         </w:tc>
@@ -4363,6 +4380,7 @@
                 <w:i w:val="0"/>
                 <w:sz w:val="22"/>
               </w:rPr>
+              <w:t>K_K04</w:t>
             </w:r>
           </w:p>
         </w:tc>
@@ -4400,7 +4418,7 @@
                 <w:i w:val="0"/>
                 <w:sz w:val="22"/>
               </w:rPr>
-              <w:t>prezentacja projektu i dokumentacji; obrona projektu; ocena sporządzonego dokumentu; ocena sporządzonego oprogramowania</w:t>
+              <w:t>prezentacja projektu i dokumentacji, obrona projektu, ocena sporządzonego dokumentu, ocena sporządzonego oprogramowania</w:t>
             </w:r>
           </w:p>
         </w:tc>
@@ -4421,6 +4439,7 @@
                 <w:i w:val="0"/>
                 <w:sz w:val="22"/>
               </w:rPr>
+              <w:t>K_K05</w:t>
             </w:r>
           </w:p>
         </w:tc>
@@ -4458,7 +4477,7 @@
                 <w:i w:val="0"/>
                 <w:sz w:val="22"/>
               </w:rPr>
-              <w:t>prezentacja projektu i dokumentacji; obrona projektu; ocena sporządzonego dokumentu; ocena sporządzonego oprogramowania</w:t>
+              <w:t>prezentacja projektu i dokumentacji, obrona projektu, ocena sporządzonego dokumentu, ocena sporządzonego oprogramowania</w:t>
             </w:r>
           </w:p>
         </w:tc>
@@ -4479,6 +4498,7 @@
                 <w:i w:val="0"/>
                 <w:sz w:val="22"/>
               </w:rPr>
+              <w:t>K_K05</w:t>
             </w:r>
           </w:p>
         </w:tc>
@@ -4516,7 +4536,7 @@
                 <w:i w:val="0"/>
                 <w:sz w:val="22"/>
               </w:rPr>
-              <w:t>prezentacja projektu i dokumentacji; obrona projektu; ocena sporządzonego dokumentu; ocena sporządzonego oprogramowania</w:t>
+              <w:t>prezentacja projektu i dokumentacji, obrona projektu, ocena sporządzonego dokumentu, ocena sporządzonego oprogramowania</w:t>
             </w:r>
           </w:p>
         </w:tc>
@@ -4537,6 +4557,7 @@
                 <w:i w:val="0"/>
                 <w:sz w:val="22"/>
               </w:rPr>
+              <w:t>K_K05</w:t>
             </w:r>
           </w:p>
         </w:tc>
@@ -4574,7 +4595,7 @@
                 <w:i w:val="0"/>
                 <w:sz w:val="22"/>
               </w:rPr>
-              <w:t>prezentacja projektu i dokumentacji; obrona projektu; ocena sporządzonego dokumentu; ocena sporządzonego oprogramowania</w:t>
+              <w:t>prezentacja projektu i dokumentacji, obrona projektu, ocena sporządzonego dokumentu, ocena sporządzonego oprogramowania</w:t>
             </w:r>
           </w:p>
         </w:tc>
@@ -4595,6 +4616,7 @@
                 <w:i w:val="0"/>
                 <w:sz w:val="22"/>
               </w:rPr>
+              <w:t>K_K06</w:t>
             </w:r>
           </w:p>
         </w:tc>
@@ -4632,7 +4654,7 @@
                 <w:i w:val="0"/>
                 <w:sz w:val="22"/>
               </w:rPr>
-              <w:t>prezentacja projektu i dokumentacji; obrona projektu; ocena sporządzonego dokumentu; ocena sporządzonego oprogramowania</w:t>
+              <w:t>prezentacja projektu i dokumentacji, obrona projektu, ocena sporządzonego dokumentu, ocena sporządzonego oprogramowania</w:t>
             </w:r>
           </w:p>
         </w:tc>
@@ -4653,6 +4675,7 @@
                 <w:i w:val="0"/>
                 <w:sz w:val="22"/>
               </w:rPr>
+              <w:t>K_K05</w:t>
             </w:r>
           </w:p>
         </w:tc>
@@ -4690,7 +4713,7 @@
                 <w:i w:val="0"/>
                 <w:sz w:val="22"/>
               </w:rPr>
-              <w:t>prezentacja projektu i dokumentacji; obrona projektu; ocena sporządzonego dokumentu; ocena sporządzonego oprogramowania</w:t>
+              <w:t>prezentacja projektu i dokumentacji, obrona projektu, ocena sporządzonego dokumentu, ocena sporządzonego oprogramowania</w:t>
             </w:r>
           </w:p>
         </w:tc>
@@ -4711,6 +4734,7 @@
                 <w:i w:val="0"/>
                 <w:sz w:val="22"/>
               </w:rPr>
+              <w:t>K_K07</w:t>
             </w:r>
           </w:p>
         </w:tc>
@@ -4748,7 +4772,7 @@
                 <w:i w:val="0"/>
                 <w:sz w:val="22"/>
               </w:rPr>
-              <w:t>prezentacja projektu i dokumentacji; obrona projektu; ocena sporządzonego dokumentu; ocena sporządzonego oprogramowania</w:t>
+              <w:t>prezentacja projektu i dokumentacji, obrona projektu, ocena sporządzonego dokumentu, ocena sporządzonego oprogramowania</w:t>
             </w:r>
           </w:p>
         </w:tc>
@@ -4769,6 +4793,7 @@
                 <w:i w:val="0"/>
                 <w:sz w:val="22"/>
               </w:rPr>
+              <w:t>K_K07</w:t>
             </w:r>
           </w:p>
         </w:tc>
@@ -4806,7 +4831,7 @@
                 <w:i w:val="0"/>
                 <w:sz w:val="22"/>
               </w:rPr>
-              <w:t>prezentacja projektu i dokumentacji; obrona projektu; ocena sporządzonego dokumentu; ocena sporządzonego oprogramowania</w:t>
+              <w:t>prezentacja projektu i dokumentacji, obrona projektu, ocena sporządzonego dokumentu, ocena sporządzonego oprogramowania</w:t>
             </w:r>
           </w:p>
         </w:tc>
@@ -4827,6 +4852,7 @@
                 <w:i w:val="0"/>
                 <w:sz w:val="22"/>
               </w:rPr>
+              <w:t>K_K05</w:t>
             </w:r>
           </w:p>
         </w:tc>
@@ -4864,7 +4890,7 @@
                 <w:i w:val="0"/>
                 <w:sz w:val="22"/>
               </w:rPr>
-              <w:t>prezentacja projektu i dokumentacji; obrona projektu; ocena sporządzonego dokumentu; ocena sporządzonego oprogramowania</w:t>
+              <w:t>prezentacja projektu i dokumentacji, obrona projektu, ocena sporządzonego dokumentu, ocena sporządzonego oprogramowania</w:t>
             </w:r>
           </w:p>
         </w:tc>
@@ -4885,6 +4911,7 @@
                 <w:i w:val="0"/>
                 <w:sz w:val="22"/>
               </w:rPr>
+              <w:t>K_K08</w:t>
             </w:r>
           </w:p>
         </w:tc>
@@ -4922,7 +4949,7 @@
                 <w:i w:val="0"/>
                 <w:sz w:val="22"/>
               </w:rPr>
-              <w:t>prezentacja projektu i dokumentacji; obrona projektu; ocena sporządzonego dokumentu; ocena sporządzonego oprogramowania</w:t>
+              <w:t>prezentacja projektu i dokumentacji, obrona projektu, ocena sporządzonego dokumentu, ocena sporządzonego oprogramowania</w:t>
             </w:r>
           </w:p>
         </w:tc>

--- a/public/assets/files/niestacjonarne/PRZ2.docx
+++ b/public/assets/files/niestacjonarne/PRZ2.docx
@@ -1974,14 +1974,13 @@
       </w:tblPr>
       <w:tblGrid>
         <w:gridCol w:w="680"/>
-        <w:gridCol w:w="4536"/>
-        <w:gridCol w:w="4252"/>
+        <w:gridCol w:w="8788"/>
       </w:tblGrid>
       <w:tr>
         <w:tc>
           <w:tcPr>
             <w:tcW w:type="dxa" w:w="9468"/>
-            <w:gridSpan w:val="3"/>
+            <w:gridSpan w:val="2"/>
             <w:shd w:val="clear" w:color="auto" w:fill="D9D9D9"/>
           </w:tcPr>
           <w:p>
@@ -2023,7 +2022,7 @@
         </w:tc>
         <w:tc>
           <w:tcPr>
-            <w:tcW w:type="dxa" w:w="4536"/>
+            <w:tcW w:type="dxa" w:w="8788"/>
             <w:shd w:val="clear" w:color="auto" w:fill="D9D9D9"/>
           </w:tcPr>
           <w:p>
@@ -2037,27 +2036,7 @@
                 <w:i w:val="0"/>
                 <w:sz w:val="16"/>
               </w:rPr>
-              <w:t>Wykład</w:t>
-            </w:r>
-          </w:p>
-        </w:tc>
-        <w:tc>
-          <w:tcPr>
-            <w:tcW w:type="dxa" w:w="4252"/>
-            <w:shd w:val="clear" w:color="auto" w:fill="D9D9D9"/>
-          </w:tcPr>
-          <w:p>
-            <w:pPr>
-              <w:spacing w:before="20" w:after="20"/>
-            </w:pPr>
-            <w:r>
-              <w:rPr>
-                <w:rFonts w:ascii="Aptos" w:hAnsi="Aptos"/>
-                <w:b/>
-                <w:i w:val="0"/>
-                <w:sz w:val="16"/>
-              </w:rPr>
-              <w:t>Ćwiczenia / Laboratorium / Pracownia</w:t>
+              <w:t>Treści programowe</w:t>
             </w:r>
           </w:p>
         </w:tc>
@@ -2084,7 +2063,7 @@
         </w:tc>
         <w:tc>
           <w:tcPr>
-            <w:tcW w:type="dxa" w:w="4536"/>
+            <w:tcW w:type="dxa" w:w="8788"/>
           </w:tcPr>
           <w:p>
             <w:pPr>
@@ -2098,24 +2077,6 @@
                 <w:sz w:val="22"/>
               </w:rPr>
               <w:t>Przegląd stanu projektu i jego dokumentacji; dyskusja zakresu analizy biznesowej lub społecznej projektu.</w:t>
-            </w:r>
-          </w:p>
-        </w:tc>
-        <w:tc>
-          <w:tcPr>
-            <w:tcW w:type="dxa" w:w="4252"/>
-          </w:tcPr>
-          <w:p>
-            <w:pPr>
-              <w:spacing w:before="20" w:after="20"/>
-            </w:pPr>
-            <w:r>
-              <w:rPr>
-                <w:rFonts w:ascii="Aptos" w:hAnsi="Aptos"/>
-                <w:b w:val="0"/>
-                <w:i w:val="0"/>
-                <w:sz w:val="22"/>
-              </w:rPr>
             </w:r>
           </w:p>
         </w:tc>
@@ -2142,7 +2103,7 @@
         </w:tc>
         <w:tc>
           <w:tcPr>
-            <w:tcW w:type="dxa" w:w="4536"/>
+            <w:tcW w:type="dxa" w:w="8788"/>
           </w:tcPr>
           <w:p>
             <w:pPr>
@@ -2156,24 +2117,6 @@
                 <w:sz w:val="22"/>
               </w:rPr>
               <w:t>Dyskusja (i ewentualnie zmiana) strategii realizacji, ról i zadań członków zespołu. Planowanie realizacji kolejnych wydań systemu</w:t>
-            </w:r>
-          </w:p>
-        </w:tc>
-        <w:tc>
-          <w:tcPr>
-            <w:tcW w:type="dxa" w:w="4252"/>
-          </w:tcPr>
-          <w:p>
-            <w:pPr>
-              <w:spacing w:before="20" w:after="20"/>
-            </w:pPr>
-            <w:r>
-              <w:rPr>
-                <w:rFonts w:ascii="Aptos" w:hAnsi="Aptos"/>
-                <w:b w:val="0"/>
-                <w:i w:val="0"/>
-                <w:sz w:val="22"/>
-              </w:rPr>
             </w:r>
           </w:p>
         </w:tc>
@@ -2200,7 +2143,7 @@
         </w:tc>
         <w:tc>
           <w:tcPr>
-            <w:tcW w:type="dxa" w:w="4536"/>
+            <w:tcW w:type="dxa" w:w="8788"/>
           </w:tcPr>
           <w:p>
             <w:pPr>
@@ -2214,24 +2157,6 @@
                 <w:sz w:val="22"/>
               </w:rPr>
               <w:t>Iteracyjnie: analiza i modelowanie kolejnego przyrostu+kontrola postępów prac projektowych</w:t>
-            </w:r>
-          </w:p>
-        </w:tc>
-        <w:tc>
-          <w:tcPr>
-            <w:tcW w:type="dxa" w:w="4252"/>
-          </w:tcPr>
-          <w:p>
-            <w:pPr>
-              <w:spacing w:before="20" w:after="20"/>
-            </w:pPr>
-            <w:r>
-              <w:rPr>
-                <w:rFonts w:ascii="Aptos" w:hAnsi="Aptos"/>
-                <w:b w:val="0"/>
-                <w:i w:val="0"/>
-                <w:sz w:val="22"/>
-              </w:rPr>
             </w:r>
           </w:p>
         </w:tc>
@@ -2258,7 +2183,7 @@
         </w:tc>
         <w:tc>
           <w:tcPr>
-            <w:tcW w:type="dxa" w:w="4536"/>
+            <w:tcW w:type="dxa" w:w="8788"/>
           </w:tcPr>
           <w:p>
             <w:pPr>
@@ -2272,24 +2197,6 @@
                 <w:sz w:val="22"/>
               </w:rPr>
               <w:t>Iteracyjnie: projektowanie rozwiązań kolejnego przyrostu+kontrola postępów prac projektowych</w:t>
-            </w:r>
-          </w:p>
-        </w:tc>
-        <w:tc>
-          <w:tcPr>
-            <w:tcW w:type="dxa" w:w="4252"/>
-          </w:tcPr>
-          <w:p>
-            <w:pPr>
-              <w:spacing w:before="20" w:after="20"/>
-            </w:pPr>
-            <w:r>
-              <w:rPr>
-                <w:rFonts w:ascii="Aptos" w:hAnsi="Aptos"/>
-                <w:b w:val="0"/>
-                <w:i w:val="0"/>
-                <w:sz w:val="22"/>
-              </w:rPr>
             </w:r>
           </w:p>
         </w:tc>
@@ -2316,7 +2223,7 @@
         </w:tc>
         <w:tc>
           <w:tcPr>
-            <w:tcW w:type="dxa" w:w="4536"/>
+            <w:tcW w:type="dxa" w:w="8788"/>
           </w:tcPr>
           <w:p>
             <w:pPr>
@@ -2330,24 +2237,6 @@
                 <w:sz w:val="22"/>
               </w:rPr>
               <w:t>Iteracyjnie: implementacja modułów kolejnego przyrostu przez członków zespołu projektowego+kontrola postępów prac projektowych i dokumentacyjnych</w:t>
-            </w:r>
-          </w:p>
-        </w:tc>
-        <w:tc>
-          <w:tcPr>
-            <w:tcW w:type="dxa" w:w="4252"/>
-          </w:tcPr>
-          <w:p>
-            <w:pPr>
-              <w:spacing w:before="20" w:after="20"/>
-            </w:pPr>
-            <w:r>
-              <w:rPr>
-                <w:rFonts w:ascii="Aptos" w:hAnsi="Aptos"/>
-                <w:b w:val="0"/>
-                <w:i w:val="0"/>
-                <w:sz w:val="22"/>
-              </w:rPr>
             </w:r>
           </w:p>
         </w:tc>
@@ -2374,7 +2263,7 @@
         </w:tc>
         <w:tc>
           <w:tcPr>
-            <w:tcW w:type="dxa" w:w="4536"/>
+            <w:tcW w:type="dxa" w:w="8788"/>
           </w:tcPr>
           <w:p>
             <w:pPr>
@@ -2388,24 +2277,6 @@
                 <w:sz w:val="22"/>
               </w:rPr>
               <w:t>Iteracyjnie: testowanie przyrostu. Uzgodnienie zbioru danych walidujących całość produktu.</w:t>
-            </w:r>
-          </w:p>
-        </w:tc>
-        <w:tc>
-          <w:tcPr>
-            <w:tcW w:type="dxa" w:w="4252"/>
-          </w:tcPr>
-          <w:p>
-            <w:pPr>
-              <w:spacing w:before="20" w:after="20"/>
-            </w:pPr>
-            <w:r>
-              <w:rPr>
-                <w:rFonts w:ascii="Aptos" w:hAnsi="Aptos"/>
-                <w:b w:val="0"/>
-                <w:i w:val="0"/>
-                <w:sz w:val="22"/>
-              </w:rPr>
             </w:r>
           </w:p>
         </w:tc>
@@ -2432,7 +2303,7 @@
         </w:tc>
         <w:tc>
           <w:tcPr>
-            <w:tcW w:type="dxa" w:w="4536"/>
+            <w:tcW w:type="dxa" w:w="8788"/>
           </w:tcPr>
           <w:p>
             <w:pPr>
@@ -2446,24 +2317,6 @@
                 <w:sz w:val="22"/>
               </w:rPr>
               <w:t>Integracja modułów wykonanych przez poszczególnych członków zespołów; uruchamianie.</w:t>
-            </w:r>
-          </w:p>
-        </w:tc>
-        <w:tc>
-          <w:tcPr>
-            <w:tcW w:type="dxa" w:w="4252"/>
-          </w:tcPr>
-          <w:p>
-            <w:pPr>
-              <w:spacing w:before="20" w:after="20"/>
-            </w:pPr>
-            <w:r>
-              <w:rPr>
-                <w:rFonts w:ascii="Aptos" w:hAnsi="Aptos"/>
-                <w:b w:val="0"/>
-                <w:i w:val="0"/>
-                <w:sz w:val="22"/>
-              </w:rPr>
             </w:r>
           </w:p>
         </w:tc>
@@ -2490,7 +2343,7 @@
         </w:tc>
         <w:tc>
           <w:tcPr>
-            <w:tcW w:type="dxa" w:w="4536"/>
+            <w:tcW w:type="dxa" w:w="8788"/>
           </w:tcPr>
           <w:p>
             <w:pPr>
@@ -2504,24 +2357,6 @@
                 <w:sz w:val="22"/>
               </w:rPr>
               <w:t>Walidacja rezultatów projektu</w:t>
-            </w:r>
-          </w:p>
-        </w:tc>
-        <w:tc>
-          <w:tcPr>
-            <w:tcW w:type="dxa" w:w="4252"/>
-          </w:tcPr>
-          <w:p>
-            <w:pPr>
-              <w:spacing w:before="20" w:after="20"/>
-            </w:pPr>
-            <w:r>
-              <w:rPr>
-                <w:rFonts w:ascii="Aptos" w:hAnsi="Aptos"/>
-                <w:b w:val="0"/>
-                <w:i w:val="0"/>
-                <w:sz w:val="22"/>
-              </w:rPr>
             </w:r>
           </w:p>
         </w:tc>
@@ -2548,7 +2383,7 @@
         </w:tc>
         <w:tc>
           <w:tcPr>
-            <w:tcW w:type="dxa" w:w="4536"/>
+            <w:tcW w:type="dxa" w:w="8788"/>
           </w:tcPr>
           <w:p>
             <w:pPr>
@@ -2562,24 +2397,6 @@
                 <w:sz w:val="22"/>
               </w:rPr>
               <w:t>Dokumentowanie wyników projektu i wkładu pracy członków zespołu; raport końcowy</w:t>
-            </w:r>
-          </w:p>
-        </w:tc>
-        <w:tc>
-          <w:tcPr>
-            <w:tcW w:type="dxa" w:w="4252"/>
-          </w:tcPr>
-          <w:p>
-            <w:pPr>
-              <w:spacing w:before="20" w:after="20"/>
-            </w:pPr>
-            <w:r>
-              <w:rPr>
-                <w:rFonts w:ascii="Aptos" w:hAnsi="Aptos"/>
-                <w:b w:val="0"/>
-                <w:i w:val="0"/>
-                <w:sz w:val="22"/>
-              </w:rPr>
             </w:r>
           </w:p>
         </w:tc>
@@ -2606,7 +2423,7 @@
         </w:tc>
         <w:tc>
           <w:tcPr>
-            <w:tcW w:type="dxa" w:w="4536"/>
+            <w:tcW w:type="dxa" w:w="8788"/>
           </w:tcPr>
           <w:p>
             <w:pPr>
@@ -2620,24 +2437,6 @@
                 <w:sz w:val="22"/>
               </w:rPr>
               <w:t>Prezentacje systemów realizujących tematy prac inż. zespołów projektowych.</w:t>
-            </w:r>
-          </w:p>
-        </w:tc>
-        <w:tc>
-          <w:tcPr>
-            <w:tcW w:type="dxa" w:w="4252"/>
-          </w:tcPr>
-          <w:p>
-            <w:pPr>
-              <w:spacing w:before="20" w:after="20"/>
-            </w:pPr>
-            <w:r>
-              <w:rPr>
-                <w:rFonts w:ascii="Aptos" w:hAnsi="Aptos"/>
-                <w:b w:val="0"/>
-                <w:i w:val="0"/>
-                <w:sz w:val="22"/>
-              </w:rPr>
             </w:r>
           </w:p>
         </w:tc>
